--- a/output/第10期計画_アンケート分析_点検箇所と手順.docx
+++ b/output/第10期計画_アンケート分析_点検箇所と手順.docx
@@ -1796,7 +1796,7 @@
                 <w:b w:val="0"/>
                 <w:sz w:val="18"/>
               </w:rPr>
-              <w:t>78段落・10表</w:t>
+              <w:t>121段落・16表</w:t>
             </w:r>
           </w:p>
         </w:tc>
@@ -1817,7 +1817,7 @@
                 <w:b w:val="0"/>
                 <w:sz w:val="18"/>
               </w:rPr>
-              <w:t>11件</w:t>
+              <w:t>21件</w:t>
             </w:r>
           </w:p>
         </w:tc>
@@ -4645,6 +4645,206 @@
           </w:p>
         </w:tc>
       </w:tr>
+      <w:tr>
+        <w:trPr>
+          <w:cantSplit/>
+        </w:trPr>
+        <w:tc>
+          <w:tcPr>
+            <w:tcW w:type="dxa" w:w="1701"/>
+            <w:shd w:val="clear" w:color="auto" w:fill="F2F5FA"/>
+            <w:vAlign w:val="center"/>
+          </w:tcPr>
+          <w:p>
+            <w:pPr>
+              <w:spacing w:after="0"/>
+            </w:pPr>
+            <w:r>
+              <w:rPr>
+                <w:rFonts w:ascii="游ゴシック" w:hAnsi="游ゴシック" w:eastAsia="游ゴシック"/>
+                <w:b/>
+                <w:sz w:val="18"/>
+              </w:rPr>
+              <w:t>単位と月数</w:t>
+            </w:r>
+          </w:p>
+        </w:tc>
+        <w:tc>
+          <w:tcPr>
+            <w:tcW w:type="dxa" w:w="3175"/>
+            <w:shd w:val="clear" w:color="auto" w:fill="F2F5FA"/>
+            <w:vAlign w:val="center"/>
+          </w:tcPr>
+          <w:p>
+            <w:pPr>
+              <w:spacing w:after="0"/>
+            </w:pPr>
+            <w:r>
+              <w:rPr>
+                <w:rFonts w:ascii="游ゴシック" w:hAnsi="游ゴシック" w:eastAsia="游ゴシック"/>
+                <w:b w:val="0"/>
+                <w:sz w:val="18"/>
+              </w:rPr>
+              <w:t>月平均の値をもう一度12で除していないか</w:t>
+            </w:r>
+          </w:p>
+        </w:tc>
+        <w:tc>
+          <w:tcPr>
+            <w:tcW w:type="dxa" w:w="4876"/>
+            <w:shd w:val="clear" w:color="auto" w:fill="F2F5FA"/>
+            <w:vAlign w:val="center"/>
+          </w:tcPr>
+          <w:p>
+            <w:pPr>
+              <w:spacing w:after="0"/>
+            </w:pPr>
+            <w:r>
+              <w:rPr>
+                <w:rFonts w:ascii="游ゴシック" w:hAnsi="游ゴシック" w:eastAsia="游ゴシック"/>
+                <w:b w:val="0"/>
+                <w:sz w:val="18"/>
+              </w:rPr>
+              <w:t>`SHISETSU_M`（年報）は既に月平均である。在籍と受給の表が12分の1になっていた（第7節の1件目）。</w:t>
+            </w:r>
+            <w:r>
+              <w:rPr>
+                <w:rFonts w:ascii="游ゴシック" w:hAnsi="游ゴシック" w:eastAsia="游ゴシック"/>
+                <w:b/>
+                <w:sz w:val="18"/>
+              </w:rPr>
+              <w:t>桁が1つ違う値は単位を疑う</w:t>
+            </w:r>
+          </w:p>
+        </w:tc>
+      </w:tr>
+      <w:tr>
+        <w:trPr>
+          <w:cantSplit/>
+        </w:trPr>
+        <w:tc>
+          <w:tcPr>
+            <w:tcW w:type="dxa" w:w="1701"/>
+            <w:vAlign w:val="center"/>
+          </w:tcPr>
+          <w:p>
+            <w:pPr>
+              <w:spacing w:after="0"/>
+            </w:pPr>
+            <w:r>
+              <w:rPr>
+                <w:rFonts w:ascii="游ゴシック" w:hAnsi="游ゴシック" w:eastAsia="游ゴシック"/>
+                <w:b/>
+                <w:sz w:val="18"/>
+              </w:rPr>
+              <w:t>仕様書の作業項目</w:t>
+            </w:r>
+          </w:p>
+        </w:tc>
+        <w:tc>
+          <w:tcPr>
+            <w:tcW w:type="dxa" w:w="3175"/>
+            <w:vAlign w:val="center"/>
+          </w:tcPr>
+          <w:p>
+            <w:pPr>
+              <w:spacing w:after="0"/>
+            </w:pPr>
+            <w:r>
+              <w:rPr>
+                <w:rFonts w:ascii="游ゴシック" w:hAnsi="游ゴシック" w:eastAsia="游ゴシック"/>
+                <w:b w:val="0"/>
+                <w:sz w:val="18"/>
+              </w:rPr>
+              <w:t>仕様書４（3）の作業項目7件が漏れなく挙がっているか</w:t>
+            </w:r>
+          </w:p>
+        </w:tc>
+        <w:tc>
+          <w:tcPr>
+            <w:tcW w:type="dxa" w:w="4876"/>
+            <w:vAlign w:val="center"/>
+          </w:tcPr>
+          <w:p>
+            <w:pPr>
+              <w:spacing w:after="0"/>
+            </w:pPr>
+            <w:r>
+              <w:rPr>
+                <w:rFonts w:ascii="游ゴシック" w:hAnsi="游ゴシック" w:eastAsia="游ゴシック"/>
+                <w:b w:val="0"/>
+                <w:sz w:val="18"/>
+              </w:rPr>
+              <w:t>作業項目は業務工程管理表の `WORK` から `ast` で読む。「課題整理」と「第10期計画への反映」まで求められている</w:t>
+            </w:r>
+          </w:p>
+        </w:tc>
+      </w:tr>
+      <w:tr>
+        <w:trPr>
+          <w:cantSplit/>
+        </w:trPr>
+        <w:tc>
+          <w:tcPr>
+            <w:tcW w:type="dxa" w:w="1701"/>
+            <w:shd w:val="clear" w:color="auto" w:fill="F2F5FA"/>
+            <w:vAlign w:val="center"/>
+          </w:tcPr>
+          <w:p>
+            <w:pPr>
+              <w:spacing w:after="0"/>
+            </w:pPr>
+            <w:r>
+              <w:rPr>
+                <w:rFonts w:ascii="游ゴシック" w:hAnsi="游ゴシック" w:eastAsia="游ゴシック"/>
+                <w:b/>
+                <w:sz w:val="18"/>
+              </w:rPr>
+              <w:t>経年比較の出所</w:t>
+            </w:r>
+          </w:p>
+        </w:tc>
+        <w:tc>
+          <w:tcPr>
+            <w:tcW w:type="dxa" w:w="3175"/>
+            <w:shd w:val="clear" w:color="auto" w:fill="F2F5FA"/>
+            <w:vAlign w:val="center"/>
+          </w:tcPr>
+          <w:p>
+            <w:pPr>
+              <w:spacing w:after="0"/>
+            </w:pPr>
+            <w:r>
+              <w:rPr>
+                <w:rFonts w:ascii="游ゴシック" w:hAnsi="游ゴシック" w:eastAsia="游ゴシック"/>
+                <w:b w:val="0"/>
+                <w:sz w:val="18"/>
+              </w:rPr>
+              <w:t>前回調査との比較を固定値で書いていないか</w:t>
+            </w:r>
+          </w:p>
+        </w:tc>
+        <w:tc>
+          <w:tcPr>
+            <w:tcW w:type="dxa" w:w="4876"/>
+            <w:shd w:val="clear" w:color="auto" w:fill="F2F5FA"/>
+            <w:vAlign w:val="center"/>
+          </w:tcPr>
+          <w:p>
+            <w:pPr>
+              <w:spacing w:after="0"/>
+            </w:pPr>
+            <w:r>
+              <w:rPr>
+                <w:rFonts w:ascii="游ゴシック" w:hAnsi="游ゴシック" w:eastAsia="游ゴシック"/>
+                <w:b w:val="0"/>
+                <w:sz w:val="18"/>
+              </w:rPr>
+              <w:t>前回の規模は図表集 00シートから、④の指標の比較は計画素案 第2章第4節の表から読む。①②③の内容の比較は第9期計画本文が未受領（No.90）であることを書く</w:t>
+            </w:r>
+          </w:p>
+        </w:tc>
+      </w:tr>
     </w:tbl>
     <w:p>
       <w:pPr>
@@ -5395,6 +5595,104 @@
                 <w:b/>
                 <w:sz w:val="18"/>
               </w:rPr>
+              <w:t>在籍と受給の表が12分の1になっていた</w:t>
+            </w:r>
+          </w:p>
+        </w:tc>
+        <w:tc>
+          <w:tcPr>
+            <w:tcW w:type="dxa" w:w="2608"/>
+            <w:vAlign w:val="center"/>
+          </w:tcPr>
+          <w:p>
+            <w:pPr>
+              <w:spacing w:after="0"/>
+            </w:pPr>
+            <w:r>
+              <w:rPr>
+                <w:rFonts w:ascii="游ゴシック" w:hAnsi="游ゴシック" w:eastAsia="游ゴシック"/>
+                <w:b w:val="0"/>
+                <w:sz w:val="18"/>
+              </w:rPr>
+              <w:t>9月業務報告の「施設の在籍者と保険者の受給者」の表が、受給を月平均の12分の1（老健134.1→11.2人／月）で出しており、在籍の列そのものが落ちていた</w:t>
+            </w:r>
+          </w:p>
+        </w:tc>
+        <w:tc>
+          <w:tcPr>
+            <w:tcW w:type="dxa" w:w="2041"/>
+            <w:vAlign w:val="center"/>
+          </w:tcPr>
+          <w:p>
+            <w:pPr>
+              <w:spacing w:after="0"/>
+            </w:pPr>
+            <w:r>
+              <w:rPr>
+                <w:rFonts w:ascii="游ゴシック" w:hAnsi="游ゴシック" w:eastAsia="游ゴシック"/>
+                <w:b w:val="0"/>
+                <w:sz w:val="18"/>
+              </w:rPr>
+              <w:t>`SHISETSU_M` が既に月平均であるのに、もう一度12で除していた。在籍を組み立てる途中の行が使われないまま残っていた</w:t>
+            </w:r>
+          </w:p>
+        </w:tc>
+        <w:tc>
+          <w:tcPr>
+            <w:tcW w:type="dxa" w:w="3175"/>
+            <w:vAlign w:val="center"/>
+          </w:tcPr>
+          <w:p>
+            <w:pPr>
+              <w:spacing w:after="0"/>
+            </w:pPr>
+            <w:r>
+              <w:rPr>
+                <w:rFonts w:ascii="游ゴシック" w:hAnsi="游ゴシック" w:eastAsia="游ゴシック"/>
+                <w:b w:val="0"/>
+                <w:sz w:val="18"/>
+              </w:rPr>
+              <w:t>集計分析報告書 10シートの実物（在籍・受給・差・見方）を読む形に改めた。</w:t>
+            </w:r>
+            <w:r>
+              <w:rPr>
+                <w:rFonts w:ascii="游ゴシック" w:hAnsi="游ゴシック" w:eastAsia="游ゴシック"/>
+                <w:b/>
+                <w:sz w:val="18"/>
+              </w:rPr>
+              <w:t>表の値が算定と一致することを自己点検で確かめる</w:t>
+            </w:r>
+            <w:r>
+              <w:rPr>
+                <w:rFonts w:ascii="游ゴシック" w:hAnsi="游ゴシック" w:eastAsia="游ゴシック"/>
+                <w:b w:val="0"/>
+                <w:sz w:val="18"/>
+              </w:rPr>
+              <w:t>（一致しなければ終了コード1）</w:t>
+            </w:r>
+          </w:p>
+        </w:tc>
+      </w:tr>
+      <w:tr>
+        <w:trPr>
+          <w:cantSplit/>
+        </w:trPr>
+        <w:tc>
+          <w:tcPr>
+            <w:tcW w:type="dxa" w:w="1928"/>
+            <w:shd w:val="clear" w:color="auto" w:fill="F2F5FA"/>
+            <w:vAlign w:val="center"/>
+          </w:tcPr>
+          <w:p>
+            <w:pPr>
+              <w:spacing w:after="0"/>
+            </w:pPr>
+            <w:r>
+              <w:rPr>
+                <w:rFonts w:ascii="游ゴシック" w:hAnsi="游ゴシック" w:eastAsia="游ゴシック"/>
+                <w:b/>
+                <w:sz w:val="18"/>
+              </w:rPr>
               <w:t>14シートの行が1件も読めなかった</w:t>
             </w:r>
           </w:p>
@@ -5402,6 +5700,7 @@
         <w:tc>
           <w:tcPr>
             <w:tcW w:type="dxa" w:w="2608"/>
+            <w:shd w:val="clear" w:color="auto" w:fill="F2F5FA"/>
             <w:vAlign w:val="center"/>
           </w:tcPr>
           <w:p>
@@ -5421,6 +5720,7 @@
         <w:tc>
           <w:tcPr>
             <w:tcW w:type="dxa" w:w="2041"/>
+            <w:shd w:val="clear" w:color="auto" w:fill="F2F5FA"/>
             <w:vAlign w:val="center"/>
           </w:tcPr>
           <w:p>
@@ -5440,6 +5740,7 @@
         <w:tc>
           <w:tcPr>
             <w:tcW w:type="dxa" w:w="3175"/>
+            <w:shd w:val="clear" w:color="auto" w:fill="F2F5FA"/>
             <w:vAlign w:val="center"/>
           </w:tcPr>
           <w:p>
@@ -5487,7 +5788,7 @@
           <w:b/>
           <w:sz w:val="21"/>
         </w:rPr>
-        <w:t>7件目は本書と同時に作った9月業務報告で起きたものです。</w:t>
+        <w:t>末尾の2件は本書と同時に作った9月業務報告で起きたものです。</w:t>
       </w:r>
       <w:r>
         <w:rPr>
@@ -5495,7 +5796,23 @@
           <w:b w:val="0"/>
           <w:sz w:val="21"/>
         </w:rPr>
-        <w:t>自己点検（「測定済み」の区分があること）が不適合になったことで気づきました。自己点検は、点検する側の手間を減らすだけでなく、</w:t>
+        <w:t>1件は自己点検（「測定済み」の区分があること）が不適合になったことで、もう1件は再レビューで表を読み直したことで気づきました。</w:t>
+      </w:r>
+      <w:r>
+        <w:rPr>
+          <w:rFonts w:ascii="游ゴシック" w:hAnsi="游ゴシック" w:eastAsia="游ゴシック"/>
+          <w:b/>
+          <w:sz w:val="21"/>
+        </w:rPr>
+        <w:t>自己点検が置かれていなかった表に誤りが残っていました。</w:t>
+      </w:r>
+      <w:r>
+        <w:rPr>
+          <w:rFonts w:ascii="游ゴシック" w:hAnsi="游ゴシック" w:eastAsia="游ゴシック"/>
+          <w:b w:val="0"/>
+          <w:sz w:val="21"/>
+        </w:rPr>
+        <w:t>その後、表の値が算定と一致することを確かめる点検を加えています。自己点検は、点検する側の手間を減らすだけでなく、</w:t>
       </w:r>
       <w:r>
         <w:rPr>
@@ -7531,7 +7848,7 @@
                 <w:b w:val="0"/>
                 <w:sz w:val="18"/>
               </w:rPr>
-              <w:t>突合 11件・9月業務報告 11件</w:t>
+              <w:t>突合 11件・9月業務報告 21件</w:t>
             </w:r>
           </w:p>
         </w:tc>
@@ -8211,7 +8528,7 @@
                 <w:b w:val="0"/>
                 <w:sz w:val="18"/>
               </w:rPr>
-              <w:t>7件</w:t>
+              <w:t>8件</w:t>
             </w:r>
           </w:p>
         </w:tc>

--- a/output/第10期計画_アンケート分析_点検箇所と手順.docx
+++ b/output/第10期計画_アンケート分析_点検箇所と手順.docx
@@ -1796,7 +1796,7 @@
                 <w:b w:val="0"/>
                 <w:sz w:val="18"/>
               </w:rPr>
-              <w:t>121段落・16表</w:t>
+              <w:t>130段落・16表</w:t>
             </w:r>
           </w:p>
         </w:tc>
@@ -3974,7 +3974,7 @@
           <w:b w:val="0"/>
           <w:sz w:val="21"/>
         </w:rPr>
-        <w:t>計画素案は現在 896段落143表36図 です。</w:t>
+        <w:t>計画素案は現在 923段落145表36図 です。</w:t>
       </w:r>
     </w:p>
     <w:p>
@@ -4621,7 +4621,7 @@
                 <w:b w:val="0"/>
                 <w:sz w:val="18"/>
               </w:rPr>
-              <w:t>個票（個人情報）がリポジトリに入っていないか</w:t>
+              <w:t>個票（個人情報）が収録されていないか</w:t>
             </w:r>
           </w:p>
         </w:tc>
@@ -4845,6 +4845,157 @@
           </w:p>
         </w:tc>
       </w:tr>
+      <w:tr>
+        <w:trPr>
+          <w:cantSplit/>
+        </w:trPr>
+        <w:tc>
+          <w:tcPr>
+            <w:tcW w:type="dxa" w:w="1701"/>
+            <w:vAlign w:val="center"/>
+          </w:tcPr>
+          <w:p>
+            <w:pPr>
+              <w:spacing w:after="0"/>
+            </w:pPr>
+            <w:r>
+              <w:rPr>
+                <w:rFonts w:ascii="游ゴシック" w:hAnsi="游ゴシック" w:eastAsia="游ゴシック"/>
+                <w:b/>
+                <w:sz w:val="18"/>
+              </w:rPr>
+              <w:t>発注者提供文の書き方</w:t>
+            </w:r>
+          </w:p>
+        </w:tc>
+        <w:tc>
+          <w:tcPr>
+            <w:tcW w:type="dxa" w:w="3175"/>
+            <w:vAlign w:val="center"/>
+          </w:tcPr>
+          <w:p>
+            <w:pPr>
+              <w:spacing w:after="0"/>
+            </w:pPr>
+            <w:r>
+              <w:rPr>
+                <w:rFonts w:ascii="游ゴシック" w:hAnsi="游ゴシック" w:eastAsia="游ゴシック"/>
+                <w:b w:val="0"/>
+                <w:sz w:val="18"/>
+              </w:rPr>
+              <w:t>当方の内部の仕組み・作業経過が発注者提出用の文章に出ていないか</w:t>
+            </w:r>
+          </w:p>
+        </w:tc>
+        <w:tc>
+          <w:tcPr>
+            <w:tcW w:type="dxa" w:w="4876"/>
+            <w:vAlign w:val="center"/>
+          </w:tcPr>
+          <w:p>
+            <w:pPr>
+              <w:spacing w:after="0"/>
+            </w:pPr>
+            <w:r>
+              <w:rPr>
+                <w:rFonts w:ascii="游ゴシック" w:hAnsi="游ゴシック" w:eastAsia="游ゴシック"/>
+                <w:b w:val="0"/>
+                <w:sz w:val="18"/>
+              </w:rPr>
+              <w:t>スクリプト名・モジュール名、「固定値では書いていません」「実物から読んでいます」、個票の格納・再現の可否、受託者の内部の課題整理、作業日の細かい日付は書かない。</w:t>
+            </w:r>
+            <w:r>
+              <w:rPr>
+                <w:rFonts w:ascii="游ゴシック" w:hAnsi="游ゴシック" w:eastAsia="游ゴシック"/>
+                <w:b/>
+                <w:sz w:val="18"/>
+              </w:rPr>
+              <w:t>「収める」は当方の作業の語であり、発注者に対しては「確認する」</w:t>
+            </w:r>
+            <w:r>
+              <w:rPr>
+                <w:rFonts w:ascii="游ゴシック" w:hAnsi="游ゴシック" w:eastAsia="游ゴシック"/>
+                <w:b w:val="0"/>
+                <w:sz w:val="18"/>
+              </w:rPr>
+              <w:t>（CLAUDE.md §1。令和8年9月24日 ご指示）</w:t>
+            </w:r>
+          </w:p>
+        </w:tc>
+      </w:tr>
+      <w:tr>
+        <w:trPr>
+          <w:cantSplit/>
+        </w:trPr>
+        <w:tc>
+          <w:tcPr>
+            <w:tcW w:type="dxa" w:w="1701"/>
+            <w:shd w:val="clear" w:color="auto" w:fill="F2F5FA"/>
+            <w:vAlign w:val="center"/>
+          </w:tcPr>
+          <w:p>
+            <w:pPr>
+              <w:spacing w:after="0"/>
+            </w:pPr>
+            <w:r>
+              <w:rPr>
+                <w:rFonts w:ascii="游ゴシック" w:hAnsi="游ゴシック" w:eastAsia="游ゴシック"/>
+                <w:b/>
+                <w:sz w:val="18"/>
+              </w:rPr>
+              <w:t>反映先の節が存在するか</w:t>
+            </w:r>
+          </w:p>
+        </w:tc>
+        <w:tc>
+          <w:tcPr>
+            <w:tcW w:type="dxa" w:w="3175"/>
+            <w:shd w:val="clear" w:color="auto" w:fill="F2F5FA"/>
+            <w:vAlign w:val="center"/>
+          </w:tcPr>
+          <w:p>
+            <w:pPr>
+              <w:spacing w:after="0"/>
+            </w:pPr>
+            <w:r>
+              <w:rPr>
+                <w:rFonts w:ascii="游ゴシック" w:hAnsi="游ゴシック" w:eastAsia="游ゴシック"/>
+                <w:b w:val="0"/>
+                <w:sz w:val="18"/>
+              </w:rPr>
+              <w:t>反映先として挙げた章節が計画素案に実際にあるか</w:t>
+            </w:r>
+          </w:p>
+        </w:tc>
+        <w:tc>
+          <w:tcPr>
+            <w:tcW w:type="dxa" w:w="4876"/>
+            <w:shd w:val="clear" w:color="auto" w:fill="F2F5FA"/>
+            <w:vAlign w:val="center"/>
+          </w:tcPr>
+          <w:p>
+            <w:pPr>
+              <w:spacing w:after="0"/>
+            </w:pPr>
+            <w:r>
+              <w:rPr>
+                <w:rFonts w:ascii="游ゴシック" w:hAnsi="游ゴシック" w:eastAsia="游ゴシック"/>
+                <w:b w:val="0"/>
+                <w:sz w:val="18"/>
+              </w:rPr>
+              <w:t>所見6・10・11・12の反映先を「第3章第5節」としていたが、第3章は第4節までであり当該節は存在しない。介護人材の記述は第2章第6節にある。</w:t>
+            </w:r>
+            <w:r>
+              <w:rPr>
+                <w:rFonts w:ascii="游ゴシック" w:hAnsi="游ゴシック" w:eastAsia="游ゴシック"/>
+                <w:b/>
+                <w:sz w:val="18"/>
+              </w:rPr>
+              <w:t>反映先は素案の章節の一覧と突き合わせる</w:t>
+            </w:r>
+          </w:p>
+        </w:tc>
+      </w:tr>
     </w:tbl>
     <w:p>
       <w:pPr>
@@ -4867,7 +5018,7 @@
           <w:b w:val="0"/>
           <w:sz w:val="21"/>
         </w:rPr>
-        <w:t>主要所見は20件で、反映の状況は決定待ち9件・着手可6件・反映済5件です。</w:t>
+        <w:t>主要所見は20件で、反映の状況は反映済11件・決定待ち9件です。</w:t>
       </w:r>
     </w:p>
     <w:p>
@@ -5487,15 +5638,7 @@
                 <w:b/>
                 <w:sz w:val="18"/>
               </w:rPr>
-              <w:t xml:space="preserve">docx が Markdown を解釈せず </w:t>
-            </w:r>
-            <w:r>
-              <w:rPr>
-                <w:rFonts w:ascii="游ゴシック" w:hAnsi="游ゴシック" w:eastAsia="游ゴシック"/>
-                <w:b/>
-                <w:sz w:val="18"/>
-              </w:rPr>
-              <w:t xml:space="preserve"> が本文に出た</w:t>
+              <w:t>docx が Markdown を解釈せずアスタリスクが本文に出た</w:t>
             </w:r>
           </w:p>
         </w:tc>
@@ -5515,15 +5658,7 @@
                 <w:b w:val="0"/>
                 <w:sz w:val="18"/>
               </w:rPr>
-              <w:t>強調のつもりで書いた `</w:t>
-            </w:r>
-            <w:r>
-              <w:rPr>
-                <w:rFonts w:ascii="游ゴシック" w:hAnsi="游ゴシック" w:eastAsia="游ゴシック"/>
-                <w:b/>
-                <w:sz w:val="18"/>
-              </w:rPr>
-              <w:t>` がそのまま印字されていた</w:t>
+              <w:t>強調のつもりで書いたアスタリスク2つがそのまま印字されていた</w:t>
             </w:r>
           </w:p>
         </w:tc>
@@ -5563,7 +5698,88 @@
                 <w:b w:val="0"/>
                 <w:sz w:val="18"/>
               </w:rPr>
-              <w:t>`_runs()` で `</w:t>
+              <w:t>`_runs()` でアスタリスク2つを分割して太字の run にする。段落・箇条書き・表のセルの全てを通す</w:t>
+            </w:r>
+          </w:p>
+        </w:tc>
+      </w:tr>
+      <w:tr>
+        <w:trPr>
+          <w:cantSplit/>
+        </w:trPr>
+        <w:tc>
+          <w:tcPr>
+            <w:tcW w:type="dxa" w:w="1928"/>
+            <w:vAlign w:val="center"/>
+          </w:tcPr>
+          <w:p>
+            <w:pPr>
+              <w:spacing w:after="0"/>
+            </w:pPr>
+            <w:r>
+              <w:rPr>
+                <w:rFonts w:ascii="游ゴシック" w:hAnsi="游ゴシック" w:eastAsia="游ゴシック"/>
+                <w:b/>
+                <w:sz w:val="18"/>
+              </w:rPr>
+              <w:t>存在しない章節を反映先としていた</w:t>
+            </w:r>
+          </w:p>
+        </w:tc>
+        <w:tc>
+          <w:tcPr>
+            <w:tcW w:type="dxa" w:w="2608"/>
+            <w:vAlign w:val="center"/>
+          </w:tcPr>
+          <w:p>
+            <w:pPr>
+              <w:spacing w:after="0"/>
+            </w:pPr>
+            <w:r>
+              <w:rPr>
+                <w:rFonts w:ascii="游ゴシック" w:hAnsi="游ゴシック" w:eastAsia="游ゴシック"/>
+                <w:b w:val="0"/>
+                <w:sz w:val="18"/>
+              </w:rPr>
+              <w:t>所見6・10・11・12の反映先を「第3章第5節」としていたが、計画素案の第3章は第4節までであり当該節は存在しない</w:t>
+            </w:r>
+          </w:p>
+        </w:tc>
+        <w:tc>
+          <w:tcPr>
+            <w:tcW w:type="dxa" w:w="2041"/>
+            <w:vAlign w:val="center"/>
+          </w:tcPr>
+          <w:p>
+            <w:pPr>
+              <w:spacing w:after="0"/>
+            </w:pPr>
+            <w:r>
+              <w:rPr>
+                <w:rFonts w:ascii="游ゴシック" w:hAnsi="游ゴシック" w:eastAsia="游ゴシック"/>
+                <w:b w:val="0"/>
+                <w:sz w:val="18"/>
+              </w:rPr>
+              <w:t>反映先を素案の章節の一覧と突き合わせていなかった。介護人材の記述は第2章第6節にある</w:t>
+            </w:r>
+          </w:p>
+        </w:tc>
+        <w:tc>
+          <w:tcPr>
+            <w:tcW w:type="dxa" w:w="3175"/>
+            <w:vAlign w:val="center"/>
+          </w:tcPr>
+          <w:p>
+            <w:pPr>
+              <w:spacing w:after="0"/>
+            </w:pPr>
+            <w:r>
+              <w:rPr>
+                <w:rFonts w:ascii="游ゴシック" w:hAnsi="游ゴシック" w:eastAsia="游ゴシック"/>
+                <w:b w:val="0"/>
+                <w:sz w:val="18"/>
+              </w:rPr>
+              <w:t>4件の反映先を第2章第6節に改めた。</w:t>
             </w:r>
             <w:r>
               <w:rPr>
@@ -5571,7 +5787,108 @@
                 <w:b/>
                 <w:sz w:val="18"/>
               </w:rPr>
-              <w:t>` を分割して太字の run にする。段落・箇条書き・表のセルの全てを通す</w:t>
+              <w:t>所見6は既に第2章第6節に反映済みであったにもかかわらず、存在しない節を見に行っていたため「着手可」のまま残っていた</w:t>
+            </w:r>
+          </w:p>
+        </w:tc>
+      </w:tr>
+      <w:tr>
+        <w:trPr>
+          <w:cantSplit/>
+        </w:trPr>
+        <w:tc>
+          <w:tcPr>
+            <w:tcW w:type="dxa" w:w="1928"/>
+            <w:shd w:val="clear" w:color="auto" w:fill="F2F5FA"/>
+            <w:vAlign w:val="center"/>
+          </w:tcPr>
+          <w:p>
+            <w:pPr>
+              <w:spacing w:after="0"/>
+            </w:pPr>
+            <w:r>
+              <w:rPr>
+                <w:rFonts w:ascii="游ゴシック" w:hAnsi="游ゴシック" w:eastAsia="游ゴシック"/>
+                <w:b/>
+                <w:sz w:val="18"/>
+              </w:rPr>
+              <w:t>発注者提出用に当方の内部の仕組みが出ていた</w:t>
+            </w:r>
+          </w:p>
+        </w:tc>
+        <w:tc>
+          <w:tcPr>
+            <w:tcW w:type="dxa" w:w="2608"/>
+            <w:shd w:val="clear" w:color="auto" w:fill="F2F5FA"/>
+            <w:vAlign w:val="center"/>
+          </w:tcPr>
+          <w:p>
+            <w:pPr>
+              <w:spacing w:after="0"/>
+            </w:pPr>
+            <w:r>
+              <w:rPr>
+                <w:rFonts w:ascii="游ゴシック" w:hAnsi="游ゴシック" w:eastAsia="游ゴシック"/>
+                <w:b w:val="0"/>
+                <w:sz w:val="18"/>
+              </w:rPr>
+              <w:t>9月業務報告に「集計値は data_survey_jages.py に収めています」「固定値では書いていません」「個票がなくても再現できます」「計画素案の記述が薄かった3節のうち1節が埋まりました」が出ていた</w:t>
+            </w:r>
+          </w:p>
+        </w:tc>
+        <w:tc>
+          <w:tcPr>
+            <w:tcW w:type="dxa" w:w="2041"/>
+            <w:shd w:val="clear" w:color="auto" w:fill="F2F5FA"/>
+            <w:vAlign w:val="center"/>
+          </w:tcPr>
+          <w:p>
+            <w:pPr>
+              <w:spacing w:after="0"/>
+            </w:pPr>
+            <w:r>
+              <w:rPr>
+                <w:rFonts w:ascii="游ゴシック" w:hAnsi="游ゴシック" w:eastAsia="游ゴシック"/>
+                <w:b w:val="0"/>
+                <w:sz w:val="18"/>
+              </w:rPr>
+              <w:t>社内向けの書き方をそのまま発注者提出用に持ち込んだ</w:t>
+            </w:r>
+          </w:p>
+        </w:tc>
+        <w:tc>
+          <w:tcPr>
+            <w:tcW w:type="dxa" w:w="3175"/>
+            <w:shd w:val="clear" w:color="auto" w:fill="F2F5FA"/>
+            <w:vAlign w:val="center"/>
+          </w:tcPr>
+          <w:p>
+            <w:pPr>
+              <w:spacing w:after="0"/>
+            </w:pPr>
+            <w:r>
+              <w:rPr>
+                <w:rFonts w:ascii="游ゴシック" w:hAnsi="游ゴシック" w:eastAsia="游ゴシック"/>
+                <w:b w:val="0"/>
+                <w:sz w:val="18"/>
+              </w:rPr>
+              <w:t>いずれも落とした。</w:t>
+            </w:r>
+            <w:r>
+              <w:rPr>
+                <w:rFonts w:ascii="游ゴシック" w:hAnsi="游ゴシック" w:eastAsia="游ゴシック"/>
+                <w:b/>
+                <w:sz w:val="18"/>
+              </w:rPr>
+              <w:t>「収める」は当方の作業の語であり、発注者に対しては「確認する」</w:t>
+            </w:r>
+            <w:r>
+              <w:rPr>
+                <w:rFonts w:ascii="游ゴシック" w:hAnsi="游ゴシック" w:eastAsia="游ゴシック"/>
+                <w:b w:val="0"/>
+                <w:sz w:val="18"/>
+              </w:rPr>
+              <w:t>。作業日の細かい日付も本文からは落とした（CLAUDE.md §1）</w:t>
             </w:r>
           </w:p>
         </w:tc>
@@ -5788,7 +6105,7 @@
           <w:b/>
           <w:sz w:val="21"/>
         </w:rPr>
-        <w:t>末尾の2件は本書と同時に作った9月業務報告で起きたものです。</w:t>
+        <w:t>末尾の4件は本書と同時に作った9月業務報告で起きたものです。</w:t>
       </w:r>
       <w:r>
         <w:rPr>
@@ -5796,7 +6113,7 @@
           <w:b w:val="0"/>
           <w:sz w:val="21"/>
         </w:rPr>
-        <w:t>1件は自己点検（「測定済み」の区分があること）が不適合になったことで、もう1件は再レビューで表を読み直したことで気づきました。</w:t>
+        <w:t>1件は自己点検（「測定済み」の区分があること）が不適合になったことで、他はご指摘と再レビューで気づきました。</w:t>
       </w:r>
       <w:r>
         <w:rPr>
@@ -8018,7 +8335,7 @@
                 <w:b w:val="0"/>
                 <w:sz w:val="18"/>
               </w:rPr>
-              <w:t>20件＝着手可6＋反映済5＋決定待ち9</w:t>
+              <w:t>20件＝反映済11＋決定待ち9</w:t>
             </w:r>
           </w:p>
         </w:tc>
@@ -8188,7 +8505,7 @@
                 <w:b w:val="0"/>
                 <w:sz w:val="18"/>
               </w:rPr>
-              <w:t>896段落143表36図</w:t>
+              <w:t>923段落145表36図</w:t>
             </w:r>
           </w:p>
         </w:tc>
@@ -8528,7 +8845,7 @@
                 <w:b w:val="0"/>
                 <w:sz w:val="18"/>
               </w:rPr>
-              <w:t>8件</w:t>
+              <w:t>10件</w:t>
             </w:r>
           </w:p>
         </w:tc>

--- a/output/第10期計画_アンケート分析_点検箇所と手順.docx
+++ b/output/第10期計画_アンケート分析_点検箇所と手順.docx
@@ -1796,7 +1796,7 @@
                 <w:b w:val="0"/>
                 <w:sz w:val="18"/>
               </w:rPr>
-              <w:t>130段落・16表</w:t>
+              <w:t>137段落・16表</w:t>
             </w:r>
           </w:p>
         </w:tc>
@@ -1817,7 +1817,7 @@
                 <w:b w:val="0"/>
                 <w:sz w:val="18"/>
               </w:rPr>
-              <w:t>21件</w:t>
+              <w:t>32件</w:t>
             </w:r>
           </w:p>
         </w:tc>
@@ -3974,7 +3974,7 @@
           <w:b w:val="0"/>
           <w:sz w:val="21"/>
         </w:rPr>
-        <w:t>計画素案は現在 923段落145表36図 です。</w:t>
+        <w:t>計画素案は現在 925段落145表36図 です。</w:t>
       </w:r>
     </w:p>
     <w:p>
@@ -4943,6 +4943,324 @@
                 <w:b/>
                 <w:sz w:val="18"/>
               </w:rPr>
+              <w:t>原典との突合</w:t>
+            </w:r>
+          </w:p>
+        </w:tc>
+        <w:tc>
+          <w:tcPr>
+            <w:tcW w:type="dxa" w:w="3175"/>
+            <w:shd w:val="clear" w:color="auto" w:fill="F2F5FA"/>
+            <w:vAlign w:val="center"/>
+          </w:tcPr>
+          <w:p>
+            <w:pPr>
+              <w:spacing w:after="0"/>
+            </w:pPr>
+            <w:r>
+              <w:rPr>
+                <w:rFonts w:ascii="游ゴシック" w:hAnsi="游ゴシック" w:eastAsia="游ゴシック"/>
+                <w:b w:val="0"/>
+                <w:sz w:val="18"/>
+              </w:rPr>
+              <w:t>報告書の数値が調査票の集計値（原典）から再現できるか</w:t>
+            </w:r>
+          </w:p>
+        </w:tc>
+        <w:tc>
+          <w:tcPr>
+            <w:tcW w:type="dxa" w:w="4876"/>
+            <w:shd w:val="clear" w:color="auto" w:fill="F2F5FA"/>
+            <w:vAlign w:val="center"/>
+          </w:tcPr>
+          <w:p>
+            <w:pPr>
+              <w:spacing w:after="0"/>
+            </w:pPr>
+            <w:r>
+              <w:rPr>
+                <w:rFonts w:ascii="游ゴシック" w:hAnsi="游ゴシック" w:eastAsia="游ゴシック"/>
+                <w:b w:val="0"/>
+                <w:sz w:val="18"/>
+              </w:rPr>
+              <w:t>9月業務報告の自己点検No.22〜29が、`data_survey2025`・`data_survey_cross` を直接読んで突き合わせる。報告書の集計を経由しないため、途中で写し違えていれば不適合になる</w:t>
+            </w:r>
+          </w:p>
+        </w:tc>
+      </w:tr>
+      <w:tr>
+        <w:trPr>
+          <w:cantSplit/>
+        </w:trPr>
+        <w:tc>
+          <w:tcPr>
+            <w:tcW w:type="dxa" w:w="1701"/>
+            <w:vAlign w:val="center"/>
+          </w:tcPr>
+          <w:p>
+            <w:pPr>
+              <w:spacing w:after="0"/>
+            </w:pPr>
+            <w:r>
+              <w:rPr>
+                <w:rFonts w:ascii="游ゴシック" w:hAnsi="游ゴシック" w:eastAsia="游ゴシック"/>
+                <w:b/>
+                <w:sz w:val="18"/>
+              </w:rPr>
+              <w:t>割合の分母（n）</w:t>
+            </w:r>
+          </w:p>
+        </w:tc>
+        <w:tc>
+          <w:tcPr>
+            <w:tcW w:type="dxa" w:w="3175"/>
+            <w:vAlign w:val="center"/>
+          </w:tcPr>
+          <w:p>
+            <w:pPr>
+              <w:spacing w:after="0"/>
+            </w:pPr>
+            <w:r>
+              <w:rPr>
+                <w:rFonts w:ascii="游ゴシック" w:hAnsi="游ゴシック" w:eastAsia="游ゴシック"/>
+                <w:b w:val="0"/>
+                <w:sz w:val="18"/>
+              </w:rPr>
+              <w:t>割合に分母を併せて示しているか。分母を取り違えていないか</w:t>
+            </w:r>
+          </w:p>
+        </w:tc>
+        <w:tc>
+          <w:tcPr>
+            <w:tcW w:type="dxa" w:w="4876"/>
+            <w:vAlign w:val="center"/>
+          </w:tcPr>
+          <w:p>
+            <w:pPr>
+              <w:spacing w:after="0"/>
+            </w:pPr>
+            <w:r>
+              <w:rPr>
+                <w:rFonts w:ascii="游ゴシック" w:hAnsi="游ゴシック" w:eastAsia="游ゴシック"/>
+                <w:b w:val="0"/>
+                <w:sz w:val="18"/>
+              </w:rPr>
+              <w:t>④は設問ごとに分母が異なる（4,128票から4,729票）。</w:t>
+            </w:r>
+            <w:r>
+              <w:rPr>
+                <w:rFonts w:ascii="游ゴシック" w:hAnsi="游ゴシック" w:eastAsia="游ゴシック"/>
+                <w:b/>
+                <w:sz w:val="18"/>
+              </w:rPr>
+              <w:t>「除雪24.3％」の分母は回答者4,128票であり、困りごとがある者1,426〜1,679ではない</w:t>
+            </w:r>
+            <w:r>
+              <w:rPr>
+                <w:rFonts w:ascii="游ゴシック" w:hAnsi="游ゴシック" w:eastAsia="游ゴシック"/>
+                <w:b w:val="0"/>
+                <w:sz w:val="18"/>
+              </w:rPr>
+              <w:t>（該当数1,002人）。表題に「〜のうち」と書くときは、その分母が実際に使われているかを確かめる</w:t>
+            </w:r>
+          </w:p>
+        </w:tc>
+      </w:tr>
+      <w:tr>
+        <w:trPr>
+          <w:cantSplit/>
+        </w:trPr>
+        <w:tc>
+          <w:tcPr>
+            <w:tcW w:type="dxa" w:w="1701"/>
+            <w:shd w:val="clear" w:color="auto" w:fill="F2F5FA"/>
+            <w:vAlign w:val="center"/>
+          </w:tcPr>
+          <w:p>
+            <w:pPr>
+              <w:spacing w:after="0"/>
+            </w:pPr>
+            <w:r>
+              <w:rPr>
+                <w:rFonts w:ascii="游ゴシック" w:hAnsi="游ゴシック" w:eastAsia="游ゴシック"/>
+                <w:b/>
+                <w:sz w:val="18"/>
+              </w:rPr>
+              <w:t>同じものに2つの数値がないか</w:t>
+            </w:r>
+          </w:p>
+        </w:tc>
+        <w:tc>
+          <w:tcPr>
+            <w:tcW w:type="dxa" w:w="3175"/>
+            <w:shd w:val="clear" w:color="auto" w:fill="F2F5FA"/>
+            <w:vAlign w:val="center"/>
+          </w:tcPr>
+          <w:p>
+            <w:pPr>
+              <w:spacing w:after="0"/>
+            </w:pPr>
+            <w:r>
+              <w:rPr>
+                <w:rFonts w:ascii="游ゴシック" w:hAnsi="游ゴシック" w:eastAsia="游ゴシック"/>
+                <w:b w:val="0"/>
+                <w:sz w:val="18"/>
+              </w:rPr>
+              <w:t>②の入所者数のように、同じ項目に複数の数え方がないか</w:t>
+            </w:r>
+          </w:p>
+        </w:tc>
+        <w:tc>
+          <w:tcPr>
+            <w:tcW w:type="dxa" w:w="4876"/>
+            <w:shd w:val="clear" w:color="auto" w:fill="F2F5FA"/>
+            <w:vAlign w:val="center"/>
+          </w:tcPr>
+          <w:p>
+            <w:pPr>
+              <w:spacing w:after="0"/>
+            </w:pPr>
+            <w:r>
+              <w:rPr>
+                <w:rFonts w:ascii="游ゴシック" w:hAnsi="游ゴシック" w:eastAsia="游ゴシック"/>
+                <w:b w:val="0"/>
+                <w:sz w:val="18"/>
+              </w:rPr>
+              <w:t>入所欄の合計536人（記入のない1施設あり）と、その1施設を要介護度別の内訳58人で補った594人（入所率91.1％）がある。</w:t>
+            </w:r>
+            <w:r>
+              <w:rPr>
+                <w:rFonts w:ascii="游ゴシック" w:hAnsi="游ゴシック" w:eastAsia="游ゴシック"/>
+                <w:b/>
+                <w:sz w:val="18"/>
+              </w:rPr>
+              <w:t>どちらを使うかを決め、使った側を明記する</w:t>
+            </w:r>
+            <w:r>
+              <w:rPr>
+                <w:rFonts w:ascii="游ゴシック" w:hAnsi="游ゴシック" w:eastAsia="游ゴシック"/>
+                <w:b w:val="0"/>
+                <w:sz w:val="18"/>
+              </w:rPr>
+              <w:t>（点検事項No.32）</w:t>
+            </w:r>
+          </w:p>
+        </w:tc>
+      </w:tr>
+      <w:tr>
+        <w:trPr>
+          <w:cantSplit/>
+        </w:trPr>
+        <w:tc>
+          <w:tcPr>
+            <w:tcW w:type="dxa" w:w="1701"/>
+            <w:vAlign w:val="center"/>
+          </w:tcPr>
+          <w:p>
+            <w:pPr>
+              <w:spacing w:after="0"/>
+            </w:pPr>
+            <w:r>
+              <w:rPr>
+                <w:rFonts w:ascii="游ゴシック" w:hAnsi="游ゴシック" w:eastAsia="游ゴシック"/>
+                <w:b/>
+                <w:sz w:val="18"/>
+              </w:rPr>
+              <w:t>推計と実績の書き分け</w:t>
+            </w:r>
+          </w:p>
+        </w:tc>
+        <w:tc>
+          <w:tcPr>
+            <w:tcW w:type="dxa" w:w="3175"/>
+            <w:vAlign w:val="center"/>
+          </w:tcPr>
+          <w:p>
+            <w:pPr>
+              <w:spacing w:after="0"/>
+            </w:pPr>
+            <w:r>
+              <w:rPr>
+                <w:rFonts w:ascii="游ゴシック" w:hAnsi="游ゴシック" w:eastAsia="游ゴシック"/>
+                <w:b w:val="0"/>
+                <w:sz w:val="18"/>
+              </w:rPr>
+              <w:t>推計値を実績のように書いていないか</w:t>
+            </w:r>
+          </w:p>
+        </w:tc>
+        <w:tc>
+          <w:tcPr>
+            <w:tcW w:type="dxa" w:w="4876"/>
+            <w:vAlign w:val="center"/>
+          </w:tcPr>
+          <w:p>
+            <w:pPr>
+              <w:spacing w:after="0"/>
+            </w:pPr>
+            <w:r>
+              <w:rPr>
+                <w:rFonts w:ascii="游ゴシック" w:hAnsi="游ゴシック" w:eastAsia="游ゴシック"/>
+                <w:b w:val="0"/>
+                <w:sz w:val="18"/>
+              </w:rPr>
+              <w:t>認定者の利用状況（在宅1,016人ほか）は認定者数に利用率（見える化D45系列）を乗じた</w:t>
+            </w:r>
+            <w:r>
+              <w:rPr>
+                <w:rFonts w:ascii="游ゴシック" w:hAnsi="游ゴシック" w:eastAsia="游ゴシック"/>
+                <w:b/>
+                <w:sz w:val="18"/>
+              </w:rPr>
+              <w:t>推計</w:t>
+            </w:r>
+            <w:r>
+              <w:rPr>
+                <w:rFonts w:ascii="游ゴシック" w:hAnsi="游ゴシック" w:eastAsia="游ゴシック"/>
+                <w:b w:val="0"/>
+                <w:sz w:val="18"/>
+              </w:rPr>
+              <w:t>であり、年報の受給者実人数ではない。定員への到達も算定による</w:t>
+            </w:r>
+            <w:r>
+              <w:rPr>
+                <w:rFonts w:ascii="游ゴシック" w:hAnsi="游ゴシック" w:eastAsia="游ゴシック"/>
+                <w:b/>
+                <w:sz w:val="18"/>
+              </w:rPr>
+              <w:t>見込み</w:t>
+            </w:r>
+            <w:r>
+              <w:rPr>
+                <w:rFonts w:ascii="游ゴシック" w:hAnsi="游ゴシック" w:eastAsia="游ゴシック"/>
+                <w:b w:val="0"/>
+                <w:sz w:val="18"/>
+              </w:rPr>
+              <w:t>である。「求めました」「達します」ではなく「推計しました」「達する見込みです」と書く</w:t>
+            </w:r>
+          </w:p>
+        </w:tc>
+      </w:tr>
+      <w:tr>
+        <w:trPr>
+          <w:cantSplit/>
+        </w:trPr>
+        <w:tc>
+          <w:tcPr>
+            <w:tcW w:type="dxa" w:w="1701"/>
+            <w:shd w:val="clear" w:color="auto" w:fill="F2F5FA"/>
+            <w:vAlign w:val="center"/>
+          </w:tcPr>
+          <w:p>
+            <w:pPr>
+              <w:spacing w:after="0"/>
+            </w:pPr>
+            <w:r>
+              <w:rPr>
+                <w:rFonts w:ascii="游ゴシック" w:hAnsi="游ゴシック" w:eastAsia="游ゴシック"/>
+                <w:b/>
+                <w:sz w:val="18"/>
+              </w:rPr>
               <w:t>反映先の節が存在するか</w:t>
             </w:r>
           </w:p>
@@ -5722,7 +6040,7 @@
                 <w:b/>
                 <w:sz w:val="18"/>
               </w:rPr>
-              <w:t>存在しない章節を反映先としていた</w:t>
+              <w:t>割合の分母を取り違えていた</w:t>
             </w:r>
           </w:p>
         </w:tc>
@@ -5741,7 +6059,7 @@
                 <w:b w:val="0"/>
                 <w:sz w:val="18"/>
               </w:rPr>
-              <w:t>所見6・10・11・12の反映先を「第3章第5節」としていたが、計画素案の第3章は第4節までであり当該節は存在しない</w:t>
+              <w:t>計画素案 第2章第4節の表が「生活動作の困りごとがある者のうち除雪を挙げた者 24.3％ 4,128票」となっていた</w:t>
             </w:r>
           </w:p>
         </w:tc>
@@ -5760,7 +6078,7 @@
                 <w:b w:val="0"/>
                 <w:sz w:val="18"/>
               </w:rPr>
-              <w:t>反映先を素案の章節の一覧と突き合わせていなかった。介護人材の記述は第2章第6節にある</w:t>
+              <w:t>24.3％の分母は回答者4,128票（該当数1,002人）であり、「困りごとがある者」（1,426〜1,679）ではない。表題と分母が食い違っていた</w:t>
             </w:r>
           </w:p>
         </w:tc>
@@ -5779,7 +6097,7 @@
                 <w:b w:val="0"/>
                 <w:sz w:val="18"/>
               </w:rPr>
-              <w:t>4件の反映先を第2章第6節に改めた。</w:t>
+              <w:t>表題を「生活動作の困りごととして除雪を挙げた者」に改め、回答者に占める割合であること・該当数1,002人を注記した。</w:t>
             </w:r>
             <w:r>
               <w:rPr>
@@ -5787,7 +6105,7 @@
                 <w:b/>
                 <w:sz w:val="18"/>
               </w:rPr>
-              <w:t>所見6は既に第2章第6節に反映済みであったにもかかわらず、存在しない節を見に行っていたため「着手可」のまま残っていた</w:t>
+              <w:t>表題に「〜のうち」と書くときは、その分母が実際に使われているかを原典の該当数から逆算して確かめる</w:t>
             </w:r>
           </w:p>
         </w:tc>
@@ -5812,7 +6130,7 @@
                 <w:b/>
                 <w:sz w:val="18"/>
               </w:rPr>
-              <w:t>発注者提出用に当方の内部の仕組みが出ていた</w:t>
+              <w:t>推計を実績のように書いていた</w:t>
             </w:r>
           </w:p>
         </w:tc>
@@ -5832,7 +6150,7 @@
                 <w:b w:val="0"/>
                 <w:sz w:val="18"/>
               </w:rPr>
-              <w:t>9月業務報告に「集計値は data_survey_jages.py に収めています」「固定値では書いていません」「個票がなくても再現できます」「計画素案の記述が薄かった3節のうち1節が埋まりました」が出ていた</w:t>
+              <w:t>9月業務報告が「認定者1,984人がどのサービスを使っているかを年報から求めました」と書いていた</w:t>
             </w:r>
           </w:p>
         </w:tc>
@@ -5852,7 +6170,7 @@
                 <w:b w:val="0"/>
                 <w:sz w:val="18"/>
               </w:rPr>
-              <w:t>社内向けの書き方をそのまま発注者提出用に持ち込んだ</w:t>
+              <w:t>実際は認定者数に利用率（見える化D45系列）を乗じた推計であり、年報の受給者実人数ではない。集計分析報告書 10シートの注3はそのことを書いていたが、業務報告に写す際に落ちた</w:t>
             </w:r>
           </w:p>
         </w:tc>
@@ -5872,7 +6190,7 @@
                 <w:b w:val="0"/>
                 <w:sz w:val="18"/>
               </w:rPr>
-              <w:t>いずれも落とした。</w:t>
+              <w:t>「推計しました」に改め、月平均の受給者実績とは算定の方法が異なり一致しないことを注記した。</w:t>
             </w:r>
             <w:r>
               <w:rPr>
@@ -5880,15 +6198,7 @@
                 <w:b/>
                 <w:sz w:val="18"/>
               </w:rPr>
-              <w:t>「収める」は当方の作業の語であり、発注者に対しては「確認する」</w:t>
-            </w:r>
-            <w:r>
-              <w:rPr>
-                <w:rFonts w:ascii="游ゴシック" w:hAnsi="游ゴシック" w:eastAsia="游ゴシック"/>
-                <w:b w:val="0"/>
-                <w:sz w:val="18"/>
-              </w:rPr>
-              <w:t>。作業日の細かい日付も本文からは落とした（CLAUDE.md §1）</w:t>
+              <w:t>注記も併せて写す</w:t>
             </w:r>
           </w:p>
         </w:tc>
@@ -5912,7 +6222,7 @@
                 <w:b/>
                 <w:sz w:val="18"/>
               </w:rPr>
-              <w:t>在籍と受給の表が12分の1になっていた</w:t>
+              <w:t>同じ項目に2つの数値があった</w:t>
             </w:r>
           </w:p>
         </w:tc>
@@ -5931,7 +6241,7 @@
                 <w:b w:val="0"/>
                 <w:sz w:val="18"/>
               </w:rPr>
-              <w:t>9月業務報告の「施設の在籍者と保険者の受給者」の表が、受給を月平均の12分の1（老健134.1→11.2人／月）で出しており、在籍の列そのものが落ちていた</w:t>
+              <w:t>②回答18施設の入所者数が、00シートでは536人、所見13では594人（入所率91.1％）となっていた</w:t>
             </w:r>
           </w:p>
         </w:tc>
@@ -5950,7 +6260,7 @@
                 <w:b w:val="0"/>
                 <w:sz w:val="18"/>
               </w:rPr>
-              <w:t>`SHISETSU_M` が既に月平均であるのに、もう一度12で除していた。在籍を組み立てる途中の行が使われないまま残っていた</w:t>
+              <w:t>入所欄の記入がない1施設があり、要介護度別の内訳58人で補うかどうかで2通りになる。どちらを使うかを書いていなかった</w:t>
             </w:r>
           </w:p>
         </w:tc>
@@ -5969,23 +6279,7 @@
                 <w:b w:val="0"/>
                 <w:sz w:val="18"/>
               </w:rPr>
-              <w:t>集計分析報告書 10シートの実物（在籍・受給・差・見方）を読む形に改めた。</w:t>
-            </w:r>
-            <w:r>
-              <w:rPr>
-                <w:rFonts w:ascii="游ゴシック" w:hAnsi="游ゴシック" w:eastAsia="游ゴシック"/>
-                <w:b/>
-                <w:sz w:val="18"/>
-              </w:rPr>
-              <w:t>表の値が算定と一致することを自己点検で確かめる</w:t>
-            </w:r>
-            <w:r>
-              <w:rPr>
-                <w:rFonts w:ascii="游ゴシック" w:hAnsi="游ゴシック" w:eastAsia="游ゴシック"/>
-                <w:b w:val="0"/>
-                <w:sz w:val="18"/>
-              </w:rPr>
-              <w:t>（一致しなければ終了コード1）</w:t>
+              <w:t>両方を併記し、どちらを用いるかの決定を要することを明記した（点検事項No.32）。業務報告の前回比較の表からは入所者数を外した</w:t>
             </w:r>
           </w:p>
         </w:tc>
@@ -6010,7 +6304,7 @@
                 <w:b/>
                 <w:sz w:val="18"/>
               </w:rPr>
-              <w:t>14シートの行が1件も読めなかった</w:t>
+              <w:t>存在しない章節を反映先としていた</w:t>
             </w:r>
           </w:p>
         </w:tc>
@@ -6030,7 +6324,7 @@
                 <w:b w:val="0"/>
                 <w:sz w:val="18"/>
               </w:rPr>
-              <w:t>本書と同時に作った9月業務報告で、補完と解消の件数が0件になり自己点検が不適合になった</w:t>
+              <w:t>所見6・10・11・12の反映先を「第3章第5節」としていたが、計画素案の第3章は第4節までであり当該節は存在しない</w:t>
             </w:r>
           </w:p>
         </w:tc>
@@ -6050,7 +6344,7 @@
                 <w:b w:val="0"/>
                 <w:sz w:val="18"/>
               </w:rPr>
-              <w:t>No.の列が文字列であるのに `isinstance(row[0], int)` で拾っていた</w:t>
+              <w:t>反映先を素案の章節の一覧と突き合わせていなかった。介護人材の記述は第2章第6節にある</w:t>
             </w:r>
           </w:p>
         </w:tc>
@@ -6058,6 +6352,293 @@
           <w:tcPr>
             <w:tcW w:type="dxa" w:w="3175"/>
             <w:shd w:val="clear" w:color="auto" w:fill="F2F5FA"/>
+            <w:vAlign w:val="center"/>
+          </w:tcPr>
+          <w:p>
+            <w:pPr>
+              <w:spacing w:after="0"/>
+            </w:pPr>
+            <w:r>
+              <w:rPr>
+                <w:rFonts w:ascii="游ゴシック" w:hAnsi="游ゴシック" w:eastAsia="游ゴシック"/>
+                <w:b w:val="0"/>
+                <w:sz w:val="18"/>
+              </w:rPr>
+              <w:t>4件の反映先を第2章第6節に改めた。</w:t>
+            </w:r>
+            <w:r>
+              <w:rPr>
+                <w:rFonts w:ascii="游ゴシック" w:hAnsi="游ゴシック" w:eastAsia="游ゴシック"/>
+                <w:b/>
+                <w:sz w:val="18"/>
+              </w:rPr>
+              <w:t>所見6は既に第2章第6節に反映済みであったにもかかわらず、存在しない節を見に行っていたため「着手可」のまま残っていた</w:t>
+            </w:r>
+          </w:p>
+        </w:tc>
+      </w:tr>
+      <w:tr>
+        <w:trPr>
+          <w:cantSplit/>
+        </w:trPr>
+        <w:tc>
+          <w:tcPr>
+            <w:tcW w:type="dxa" w:w="1928"/>
+            <w:vAlign w:val="center"/>
+          </w:tcPr>
+          <w:p>
+            <w:pPr>
+              <w:spacing w:after="0"/>
+            </w:pPr>
+            <w:r>
+              <w:rPr>
+                <w:rFonts w:ascii="游ゴシック" w:hAnsi="游ゴシック" w:eastAsia="游ゴシック"/>
+                <w:b/>
+                <w:sz w:val="18"/>
+              </w:rPr>
+              <w:t>発注者提出用に当方の内部の仕組みが出ていた</w:t>
+            </w:r>
+          </w:p>
+        </w:tc>
+        <w:tc>
+          <w:tcPr>
+            <w:tcW w:type="dxa" w:w="2608"/>
+            <w:vAlign w:val="center"/>
+          </w:tcPr>
+          <w:p>
+            <w:pPr>
+              <w:spacing w:after="0"/>
+            </w:pPr>
+            <w:r>
+              <w:rPr>
+                <w:rFonts w:ascii="游ゴシック" w:hAnsi="游ゴシック" w:eastAsia="游ゴシック"/>
+                <w:b w:val="0"/>
+                <w:sz w:val="18"/>
+              </w:rPr>
+              <w:t>9月業務報告に「集計値は data_survey_jages.py に収めています」「固定値では書いていません」「個票がなくても再現できます」「計画素案の記述が薄かった3節のうち1節が埋まりました」が出ていた</w:t>
+            </w:r>
+          </w:p>
+        </w:tc>
+        <w:tc>
+          <w:tcPr>
+            <w:tcW w:type="dxa" w:w="2041"/>
+            <w:vAlign w:val="center"/>
+          </w:tcPr>
+          <w:p>
+            <w:pPr>
+              <w:spacing w:after="0"/>
+            </w:pPr>
+            <w:r>
+              <w:rPr>
+                <w:rFonts w:ascii="游ゴシック" w:hAnsi="游ゴシック" w:eastAsia="游ゴシック"/>
+                <w:b w:val="0"/>
+                <w:sz w:val="18"/>
+              </w:rPr>
+              <w:t>社内向けの書き方をそのまま発注者提出用に持ち込んだ</w:t>
+            </w:r>
+          </w:p>
+        </w:tc>
+        <w:tc>
+          <w:tcPr>
+            <w:tcW w:type="dxa" w:w="3175"/>
+            <w:vAlign w:val="center"/>
+          </w:tcPr>
+          <w:p>
+            <w:pPr>
+              <w:spacing w:after="0"/>
+            </w:pPr>
+            <w:r>
+              <w:rPr>
+                <w:rFonts w:ascii="游ゴシック" w:hAnsi="游ゴシック" w:eastAsia="游ゴシック"/>
+                <w:b w:val="0"/>
+                <w:sz w:val="18"/>
+              </w:rPr>
+              <w:t>いずれも落とした。</w:t>
+            </w:r>
+            <w:r>
+              <w:rPr>
+                <w:rFonts w:ascii="游ゴシック" w:hAnsi="游ゴシック" w:eastAsia="游ゴシック"/>
+                <w:b/>
+                <w:sz w:val="18"/>
+              </w:rPr>
+              <w:t>「収める」は当方の作業の語であり、発注者に対しては「確認する」</w:t>
+            </w:r>
+            <w:r>
+              <w:rPr>
+                <w:rFonts w:ascii="游ゴシック" w:hAnsi="游ゴシック" w:eastAsia="游ゴシック"/>
+                <w:b w:val="0"/>
+                <w:sz w:val="18"/>
+              </w:rPr>
+              <w:t>。作業日の細かい日付も本文からは落とした（CLAUDE.md §1）</w:t>
+            </w:r>
+          </w:p>
+        </w:tc>
+      </w:tr>
+      <w:tr>
+        <w:trPr>
+          <w:cantSplit/>
+        </w:trPr>
+        <w:tc>
+          <w:tcPr>
+            <w:tcW w:type="dxa" w:w="1928"/>
+            <w:shd w:val="clear" w:color="auto" w:fill="F2F5FA"/>
+            <w:vAlign w:val="center"/>
+          </w:tcPr>
+          <w:p>
+            <w:pPr>
+              <w:spacing w:after="0"/>
+            </w:pPr>
+            <w:r>
+              <w:rPr>
+                <w:rFonts w:ascii="游ゴシック" w:hAnsi="游ゴシック" w:eastAsia="游ゴシック"/>
+                <w:b/>
+                <w:sz w:val="18"/>
+              </w:rPr>
+              <w:t>在籍と受給の表が12分の1になっていた</w:t>
+            </w:r>
+          </w:p>
+        </w:tc>
+        <w:tc>
+          <w:tcPr>
+            <w:tcW w:type="dxa" w:w="2608"/>
+            <w:shd w:val="clear" w:color="auto" w:fill="F2F5FA"/>
+            <w:vAlign w:val="center"/>
+          </w:tcPr>
+          <w:p>
+            <w:pPr>
+              <w:spacing w:after="0"/>
+            </w:pPr>
+            <w:r>
+              <w:rPr>
+                <w:rFonts w:ascii="游ゴシック" w:hAnsi="游ゴシック" w:eastAsia="游ゴシック"/>
+                <w:b w:val="0"/>
+                <w:sz w:val="18"/>
+              </w:rPr>
+              <w:t>9月業務報告の「施設の在籍者と保険者の受給者」の表が、受給を月平均の12分の1（老健134.1→11.2人／月）で出しており、在籍の列そのものが落ちていた</w:t>
+            </w:r>
+          </w:p>
+        </w:tc>
+        <w:tc>
+          <w:tcPr>
+            <w:tcW w:type="dxa" w:w="2041"/>
+            <w:shd w:val="clear" w:color="auto" w:fill="F2F5FA"/>
+            <w:vAlign w:val="center"/>
+          </w:tcPr>
+          <w:p>
+            <w:pPr>
+              <w:spacing w:after="0"/>
+            </w:pPr>
+            <w:r>
+              <w:rPr>
+                <w:rFonts w:ascii="游ゴシック" w:hAnsi="游ゴシック" w:eastAsia="游ゴシック"/>
+                <w:b w:val="0"/>
+                <w:sz w:val="18"/>
+              </w:rPr>
+              <w:t>`SHISETSU_M` が既に月平均であるのに、もう一度12で除していた。在籍を組み立てる途中の行が使われないまま残っていた</w:t>
+            </w:r>
+          </w:p>
+        </w:tc>
+        <w:tc>
+          <w:tcPr>
+            <w:tcW w:type="dxa" w:w="3175"/>
+            <w:shd w:val="clear" w:color="auto" w:fill="F2F5FA"/>
+            <w:vAlign w:val="center"/>
+          </w:tcPr>
+          <w:p>
+            <w:pPr>
+              <w:spacing w:after="0"/>
+            </w:pPr>
+            <w:r>
+              <w:rPr>
+                <w:rFonts w:ascii="游ゴシック" w:hAnsi="游ゴシック" w:eastAsia="游ゴシック"/>
+                <w:b w:val="0"/>
+                <w:sz w:val="18"/>
+              </w:rPr>
+              <w:t>集計分析報告書 10シートの実物（在籍・受給・差・見方）を読む形に改めた。</w:t>
+            </w:r>
+            <w:r>
+              <w:rPr>
+                <w:rFonts w:ascii="游ゴシック" w:hAnsi="游ゴシック" w:eastAsia="游ゴシック"/>
+                <w:b/>
+                <w:sz w:val="18"/>
+              </w:rPr>
+              <w:t>表の値が算定と一致することを自己点検で確かめる</w:t>
+            </w:r>
+            <w:r>
+              <w:rPr>
+                <w:rFonts w:ascii="游ゴシック" w:hAnsi="游ゴシック" w:eastAsia="游ゴシック"/>
+                <w:b w:val="0"/>
+                <w:sz w:val="18"/>
+              </w:rPr>
+              <w:t>（一致しなければ終了コード1）</w:t>
+            </w:r>
+          </w:p>
+        </w:tc>
+      </w:tr>
+      <w:tr>
+        <w:trPr>
+          <w:cantSplit/>
+        </w:trPr>
+        <w:tc>
+          <w:tcPr>
+            <w:tcW w:type="dxa" w:w="1928"/>
+            <w:vAlign w:val="center"/>
+          </w:tcPr>
+          <w:p>
+            <w:pPr>
+              <w:spacing w:after="0"/>
+            </w:pPr>
+            <w:r>
+              <w:rPr>
+                <w:rFonts w:ascii="游ゴシック" w:hAnsi="游ゴシック" w:eastAsia="游ゴシック"/>
+                <w:b/>
+                <w:sz w:val="18"/>
+              </w:rPr>
+              <w:t>14シートの行が1件も読めなかった</w:t>
+            </w:r>
+          </w:p>
+        </w:tc>
+        <w:tc>
+          <w:tcPr>
+            <w:tcW w:type="dxa" w:w="2608"/>
+            <w:vAlign w:val="center"/>
+          </w:tcPr>
+          <w:p>
+            <w:pPr>
+              <w:spacing w:after="0"/>
+            </w:pPr>
+            <w:r>
+              <w:rPr>
+                <w:rFonts w:ascii="游ゴシック" w:hAnsi="游ゴシック" w:eastAsia="游ゴシック"/>
+                <w:b w:val="0"/>
+                <w:sz w:val="18"/>
+              </w:rPr>
+              <w:t>本書と同時に作った9月業務報告で、補完と解消の件数が0件になり自己点検が不適合になった</w:t>
+            </w:r>
+          </w:p>
+        </w:tc>
+        <w:tc>
+          <w:tcPr>
+            <w:tcW w:type="dxa" w:w="2041"/>
+            <w:vAlign w:val="center"/>
+          </w:tcPr>
+          <w:p>
+            <w:pPr>
+              <w:spacing w:after="0"/>
+            </w:pPr>
+            <w:r>
+              <w:rPr>
+                <w:rFonts w:ascii="游ゴシック" w:hAnsi="游ゴシック" w:eastAsia="游ゴシック"/>
+                <w:b w:val="0"/>
+                <w:sz w:val="18"/>
+              </w:rPr>
+              <w:t>No.の列が文字列であるのに `isinstance(row[0], int)` で拾っていた</w:t>
+            </w:r>
+          </w:p>
+        </w:tc>
+        <w:tc>
+          <w:tcPr>
+            <w:tcW w:type="dxa" w:w="3175"/>
             <w:vAlign w:val="center"/>
           </w:tcPr>
           <w:p>
@@ -6105,7 +6686,7 @@
           <w:b/>
           <w:sz w:val="21"/>
         </w:rPr>
-        <w:t>末尾の4件は本書と同時に作った9月業務報告で起きたものです。</w:t>
+        <w:t>末尾の7件は本書と同時に作った9月業務報告及び計画素案で起きたものです。</w:t>
       </w:r>
       <w:r>
         <w:rPr>
@@ -6114,6 +6695,14 @@
           <w:sz w:val="21"/>
         </w:rPr>
         <w:t>1件は自己点検（「測定済み」の区分があること）が不適合になったことで、他はご指摘と再レビューで気づきました。</w:t>
+      </w:r>
+      <w:r>
+        <w:rPr>
+          <w:rFonts w:ascii="游ゴシック" w:hAnsi="游ゴシック" w:eastAsia="游ゴシック"/>
+          <w:b/>
+          <w:sz w:val="21"/>
+        </w:rPr>
+        <w:t>割合の分母の取違いは、原典の該当数（1,002人）から逆算して分かりました。</w:t>
       </w:r>
       <w:r>
         <w:rPr>
@@ -8165,7 +8754,7 @@
                 <w:b w:val="0"/>
                 <w:sz w:val="18"/>
               </w:rPr>
-              <w:t>突合 11件・9月業務報告 21件</w:t>
+              <w:t>突合 11件・9月業務報告 32件</w:t>
             </w:r>
           </w:p>
         </w:tc>
@@ -8505,7 +9094,7 @@
                 <w:b w:val="0"/>
                 <w:sz w:val="18"/>
               </w:rPr>
-              <w:t>923段落145表36図</w:t>
+              <w:t>925段落145表36図</w:t>
             </w:r>
           </w:p>
         </w:tc>
@@ -8845,7 +9434,7 @@
                 <w:b w:val="0"/>
                 <w:sz w:val="18"/>
               </w:rPr>
-              <w:t>10件</w:t>
+              <w:t>13件</w:t>
             </w:r>
           </w:p>
         </w:tc>

--- a/output/第10期計画_アンケート分析_点検箇所と手順.docx
+++ b/output/第10期計画_アンケート分析_点検箇所と手順.docx
@@ -1817,7 +1817,7 @@
                 <w:b w:val="0"/>
                 <w:sz w:val="18"/>
               </w:rPr>
-              <w:t>32件</w:t>
+              <w:t>36件</w:t>
             </w:r>
           </w:p>
         </w:tc>
@@ -3974,7 +3974,7 @@
           <w:b w:val="0"/>
           <w:sz w:val="21"/>
         </w:rPr>
-        <w:t>計画素案は現在 925段落145表36図 です。</w:t>
+        <w:t>計画素案は現在 926段落145表36図 です。</w:t>
       </w:r>
     </w:p>
     <w:p>
@@ -4840,7 +4840,7 @@
                 <w:b w:val="0"/>
                 <w:sz w:val="18"/>
               </w:rPr>
-              <w:t>前回の規模は図表集 00シートから、④の指標の比較は計画素案 第2章第4節の表から読む。①②③の内容の比較は第9期計画本文が未受領（No.90）であることを書く</w:t>
+              <w:t>前回の規模は図表集 00シートから、④の指標の比較は計画素案 第2章第4節の表から読む。①②③の内容の比較は、第9期計画の本文は確認しているが前回調査の指標別の分母と集計条件が復元できないためできない（No.90）。「本文が未受領」と書かない</w:t>
             </w:r>
           </w:p>
         </w:tc>
@@ -5126,7 +5126,7 @@
                 <w:b w:val="0"/>
                 <w:sz w:val="18"/>
               </w:rPr>
-              <w:t>入所欄の合計536人（記入のない1施設あり）と、その1施設を要介護度別の内訳58人で補った594人（入所率91.1％）がある。</w:t>
+              <w:t>入所欄の合計536人（記入のない1施設あり）と、その1施設を要介護度別の内訳58人で補った594人（入所率91.1％）、要介護度別内訳の合計599人の3通りがある。</w:t>
             </w:r>
             <w:r>
               <w:rPr>
@@ -5134,7 +5134,7 @@
                 <w:b/>
                 <w:sz w:val="18"/>
               </w:rPr>
-              <w:t>どちらを使うかを決め、使った側を明記する</w:t>
+              <w:t>集計分析報告書 03シートの【入所者数の数え方の照合】で3通りと採用値の用いどころを対照している</w:t>
             </w:r>
             <w:r>
               <w:rPr>
@@ -5142,7 +5142,7 @@
                 <w:b w:val="0"/>
                 <w:sz w:val="18"/>
               </w:rPr>
-              <w:t>（点検事項No.32）</w:t>
+              <w:t>。老健は入所欄201人・内訳206人で5人違う（点検事項No.32）</w:t>
             </w:r>
           </w:p>
         </w:tc>
@@ -5261,7 +5261,7 @@
                 <w:b/>
                 <w:sz w:val="18"/>
               </w:rPr>
-              <w:t>反映先の節が存在するか</w:t>
+              <w:t>①の分母は設問ごとの有効回答か</w:t>
             </w:r>
           </w:p>
         </w:tc>
@@ -5281,7 +5281,7 @@
                 <w:b w:val="0"/>
                 <w:sz w:val="18"/>
               </w:rPr>
-              <w:t>反映先として挙げた章節が計画素案に実際にあるか</w:t>
+              <w:t>利用者票99票の割合を回収票数で割っていないか</w:t>
             </w:r>
           </w:p>
         </w:tc>
@@ -5289,6 +5289,235 @@
           <w:tcPr>
             <w:tcW w:type="dxa" w:w="4876"/>
             <w:shd w:val="clear" w:color="auto" w:fill="F2F5FA"/>
+            <w:vAlign w:val="center"/>
+          </w:tcPr>
+          <w:p>
+            <w:pPr>
+              <w:spacing w:after="0"/>
+            </w:pPr>
+            <w:r>
+              <w:rPr>
+                <w:rFonts w:ascii="游ゴシック" w:hAnsi="游ゴシック" w:eastAsia="游ゴシック"/>
+                <w:b/>
+                <w:sz w:val="18"/>
+              </w:rPr>
+              <w:t>H06（在宅生活継続困難割合）の分母は「在宅生活の維持の見通し」の有効回答98票</w:t>
+            </w:r>
+            <w:r>
+              <w:rPr>
+                <w:rFonts w:ascii="游ゴシック" w:hAnsi="游ゴシック" w:eastAsia="游ゴシック"/>
+                <w:b w:val="0"/>
+                <w:sz w:val="18"/>
+              </w:rPr>
+              <w:t>（72人÷98票＝73.5％）。回収票数99票で割った72.7％は使わない。</w:t>
+            </w:r>
+            <w:r>
+              <w:rPr>
+                <w:rFonts w:ascii="游ゴシック" w:hAnsi="游ゴシック" w:eastAsia="游ゴシック"/>
+                <w:b/>
+                <w:sz w:val="18"/>
+              </w:rPr>
+              <w:t>H12の分母は「より適切と思われるサービス」の有効回答99票</w:t>
+            </w:r>
+            <w:r>
+              <w:rPr>
+                <w:rFonts w:ascii="游ゴシック" w:hAnsi="游ゴシック" w:eastAsia="游ゴシック"/>
+                <w:b w:val="0"/>
+                <w:sz w:val="18"/>
+              </w:rPr>
+              <w:t>（20票÷99票＝20.2％）。要介護度の有効回答98票を別の設問の分母に流用しない（確認事項No.158）</w:t>
+            </w:r>
+          </w:p>
+        </w:tc>
+      </w:tr>
+      <w:tr>
+        <w:trPr>
+          <w:cantSplit/>
+        </w:trPr>
+        <w:tc>
+          <w:tcPr>
+            <w:tcW w:type="dxa" w:w="1701"/>
+            <w:vAlign w:val="center"/>
+          </w:tcPr>
+          <w:p>
+            <w:pPr>
+              <w:spacing w:after="0"/>
+            </w:pPr>
+            <w:r>
+              <w:rPr>
+                <w:rFonts w:ascii="游ゴシック" w:hAnsi="游ゴシック" w:eastAsia="游ゴシック"/>
+                <w:b/>
+                <w:sz w:val="18"/>
+              </w:rPr>
+              <w:t>代表KPIの定義が1か所から引かれているか</w:t>
+            </w:r>
+          </w:p>
+        </w:tc>
+        <w:tc>
+          <w:tcPr>
+            <w:tcW w:type="dxa" w:w="3175"/>
+            <w:vAlign w:val="center"/>
+          </w:tcPr>
+          <w:p>
+            <w:pPr>
+              <w:spacing w:after="0"/>
+            </w:pPr>
+            <w:r>
+              <w:rPr>
+                <w:rFonts w:ascii="游ゴシック" w:hAnsi="游ゴシック" w:eastAsia="游ゴシック"/>
+                <w:b w:val="0"/>
+                <w:sz w:val="18"/>
+              </w:rPr>
+              <w:t>同じ代表KPIの名称・定義・算式・基準値が表ごとに違っていないか</w:t>
+            </w:r>
+          </w:p>
+        </w:tc>
+        <w:tc>
+          <w:tcPr>
+            <w:tcW w:type="dxa" w:w="4876"/>
+            <w:vAlign w:val="center"/>
+          </w:tcPr>
+          <w:p>
+            <w:pPr>
+              <w:spacing w:after="0"/>
+            </w:pPr>
+            <w:r>
+              <w:rPr>
+                <w:rFonts w:ascii="游ゴシック" w:hAnsi="游ゴシック" w:eastAsia="游ゴシック"/>
+                <w:b w:val="0"/>
+                <w:sz w:val="18"/>
+              </w:rPr>
+              <w:t>第5章第3節の一覧・各基本目標の達成目標・資料1の3か所に同じKPIが現れる。</w:t>
+            </w:r>
+            <w:r>
+              <w:rPr>
+                <w:rFonts w:ascii="游ゴシック" w:hAnsi="游ゴシック" w:eastAsia="游ゴシック"/>
+                <w:b/>
+                <w:sz w:val="18"/>
+              </w:rPr>
+              <w:t>H07・H08・H12・H16は代理指標へ振り替えたため、当初の定義と「算定不可」が残っていないことを確かめる</w:t>
+            </w:r>
+          </w:p>
+        </w:tc>
+      </w:tr>
+      <w:tr>
+        <w:trPr>
+          <w:cantSplit/>
+        </w:trPr>
+        <w:tc>
+          <w:tcPr>
+            <w:tcW w:type="dxa" w:w="1701"/>
+            <w:shd w:val="clear" w:color="auto" w:fill="F2F5FA"/>
+            <w:vAlign w:val="center"/>
+          </w:tcPr>
+          <w:p>
+            <w:pPr>
+              <w:spacing w:after="0"/>
+            </w:pPr>
+            <w:r>
+              <w:rPr>
+                <w:rFonts w:ascii="游ゴシック" w:hAnsi="游ゴシック" w:eastAsia="游ゴシック"/>
+                <w:b/>
+                <w:sz w:val="18"/>
+              </w:rPr>
+              <w:t>目標年度と未達幅の対応</w:t>
+            </w:r>
+          </w:p>
+        </w:tc>
+        <w:tc>
+          <w:tcPr>
+            <w:tcW w:type="dxa" w:w="3175"/>
+            <w:shd w:val="clear" w:color="auto" w:fill="F2F5FA"/>
+            <w:vAlign w:val="center"/>
+          </w:tcPr>
+          <w:p>
+            <w:pPr>
+              <w:spacing w:after="0"/>
+            </w:pPr>
+            <w:r>
+              <w:rPr>
+                <w:rFonts w:ascii="游ゴシック" w:hAnsi="游ゴシック" w:eastAsia="游ゴシック"/>
+                <w:b w:val="0"/>
+                <w:sz w:val="18"/>
+              </w:rPr>
+              <w:t>「○ポイント未達」がその年度の目標との差になっているか</w:t>
+            </w:r>
+          </w:p>
+        </w:tc>
+        <w:tc>
+          <w:tcPr>
+            <w:tcW w:type="dxa" w:w="4876"/>
+            <w:shd w:val="clear" w:color="auto" w:fill="F2F5FA"/>
+            <w:vAlign w:val="center"/>
+          </w:tcPr>
+          <w:p>
+            <w:pPr>
+              <w:spacing w:after="0"/>
+            </w:pPr>
+            <w:r>
+              <w:rPr>
+                <w:rFonts w:ascii="游ゴシック" w:hAnsi="游ゴシック" w:eastAsia="游ゴシック"/>
+                <w:b w:val="0"/>
+                <w:sz w:val="18"/>
+              </w:rPr>
+              <w:t>通いの場参加率は令和7年度の中間目標9.0％・令和8年度の期末目標10.0％である。実績8.8％との差は0.2ポイント（R7）・1.2ポイント（R8）。</w:t>
+            </w:r>
+            <w:r>
+              <w:rPr>
+                <w:rFonts w:ascii="游ゴシック" w:hAnsi="游ゴシック" w:eastAsia="游ゴシック"/>
+                <w:b/>
+                <w:sz w:val="18"/>
+              </w:rPr>
+              <w:t>実績の年度と同じ年度の目標と比べる</w:t>
+            </w:r>
+          </w:p>
+        </w:tc>
+      </w:tr>
+      <w:tr>
+        <w:trPr>
+          <w:cantSplit/>
+        </w:trPr>
+        <w:tc>
+          <w:tcPr>
+            <w:tcW w:type="dxa" w:w="1701"/>
+            <w:vAlign w:val="center"/>
+          </w:tcPr>
+          <w:p>
+            <w:pPr>
+              <w:spacing w:after="0"/>
+            </w:pPr>
+            <w:r>
+              <w:rPr>
+                <w:rFonts w:ascii="游ゴシック" w:hAnsi="游ゴシック" w:eastAsia="游ゴシック"/>
+                <w:b/>
+                <w:sz w:val="18"/>
+              </w:rPr>
+              <w:t>反映先の節が存在するか</w:t>
+            </w:r>
+          </w:p>
+        </w:tc>
+        <w:tc>
+          <w:tcPr>
+            <w:tcW w:type="dxa" w:w="3175"/>
+            <w:vAlign w:val="center"/>
+          </w:tcPr>
+          <w:p>
+            <w:pPr>
+              <w:spacing w:after="0"/>
+            </w:pPr>
+            <w:r>
+              <w:rPr>
+                <w:rFonts w:ascii="游ゴシック" w:hAnsi="游ゴシック" w:eastAsia="游ゴシック"/>
+                <w:b w:val="0"/>
+                <w:sz w:val="18"/>
+              </w:rPr>
+              <w:t>反映先として挙げた章節が計画素案に実際にあるか</w:t>
+            </w:r>
+          </w:p>
+        </w:tc>
+        <w:tc>
+          <w:tcPr>
+            <w:tcW w:type="dxa" w:w="4876"/>
             <w:vAlign w:val="center"/>
           </w:tcPr>
           <w:p>
@@ -6660,6 +6889,463 @@
                 <w:sz w:val="18"/>
               </w:rPr>
               <w:t>自己点検が働いて気づいた</w:t>
+            </w:r>
+          </w:p>
+        </w:tc>
+      </w:tr>
+      <w:tr>
+        <w:trPr>
+          <w:cantSplit/>
+        </w:trPr>
+        <w:tc>
+          <w:tcPr>
+            <w:tcW w:type="dxa" w:w="1928"/>
+            <w:shd w:val="clear" w:color="auto" w:fill="F2F5FA"/>
+            <w:vAlign w:val="center"/>
+          </w:tcPr>
+          <w:p>
+            <w:pPr>
+              <w:spacing w:after="0"/>
+            </w:pPr>
+            <w:r>
+              <w:rPr>
+                <w:rFonts w:ascii="游ゴシック" w:hAnsi="游ゴシック" w:eastAsia="游ゴシック"/>
+                <w:b/>
+                <w:sz w:val="18"/>
+              </w:rPr>
+              <w:t>割合の分母を回収票数のままにしていた</w:t>
+            </w:r>
+          </w:p>
+        </w:tc>
+        <w:tc>
+          <w:tcPr>
+            <w:tcW w:type="dxa" w:w="2608"/>
+            <w:shd w:val="clear" w:color="auto" w:fill="F2F5FA"/>
+            <w:vAlign w:val="center"/>
+          </w:tcPr>
+          <w:p>
+            <w:pPr>
+              <w:spacing w:after="0"/>
+            </w:pPr>
+            <w:r>
+              <w:rPr>
+                <w:rFonts w:ascii="游ゴシック" w:hAnsi="游ゴシック" w:eastAsia="游ゴシック"/>
+                <w:b w:val="0"/>
+                <w:sz w:val="18"/>
+              </w:rPr>
+              <w:t>在宅生活の維持が困難な者の割合を72人÷99票＝72.7％と書いていた箇所と、72人÷有効回答98票＝73.5％と書いていた箇所が同じ報告書の中に併存していた</w:t>
+            </w:r>
+          </w:p>
+        </w:tc>
+        <w:tc>
+          <w:tcPr>
+            <w:tcW w:type="dxa" w:w="2041"/>
+            <w:shd w:val="clear" w:color="auto" w:fill="F2F5FA"/>
+            <w:vAlign w:val="center"/>
+          </w:tcPr>
+          <w:p>
+            <w:pPr>
+              <w:spacing w:after="0"/>
+            </w:pPr>
+            <w:r>
+              <w:rPr>
+                <w:rFonts w:ascii="游ゴシック" w:hAnsi="游ゴシック" w:eastAsia="游ゴシック"/>
+                <w:b w:val="0"/>
+                <w:sz w:val="18"/>
+              </w:rPr>
+              <w:t>02シートの本表は有効回答98票を分母としていたのに、00シートの要約・注記・11シート・12シートへ写すときに回収票数99票で割った値を書いていた</w:t>
+            </w:r>
+          </w:p>
+        </w:tc>
+        <w:tc>
+          <w:tcPr>
+            <w:tcW w:type="dxa" w:w="3175"/>
+            <w:shd w:val="clear" w:color="auto" w:fill="F2F5FA"/>
+            <w:vAlign w:val="center"/>
+          </w:tcPr>
+          <w:p>
+            <w:pPr>
+              <w:spacing w:after="0"/>
+            </w:pPr>
+            <w:r>
+              <w:rPr>
+                <w:rFonts w:ascii="游ゴシック" w:hAnsi="游ゴシック" w:eastAsia="游ゴシック"/>
+                <w:b/>
+                <w:sz w:val="18"/>
+              </w:rPr>
+              <w:t>設問ごとの有効回答から割合を計算する形に改めた</w:t>
+            </w:r>
+            <w:r>
+              <w:rPr>
+                <w:rFonts w:ascii="游ゴシック" w:hAnsi="游ゴシック" w:eastAsia="游ゴシック"/>
+                <w:b w:val="0"/>
+                <w:sz w:val="18"/>
+              </w:rPr>
+              <w:t>（無回答1票は分母から除く）。回収票数を分母とする値が本文に残っていないことを自己点検で確かめる</w:t>
+            </w:r>
+          </w:p>
+        </w:tc>
+      </w:tr>
+      <w:tr>
+        <w:trPr>
+          <w:cantSplit/>
+        </w:trPr>
+        <w:tc>
+          <w:tcPr>
+            <w:tcW w:type="dxa" w:w="1928"/>
+            <w:vAlign w:val="center"/>
+          </w:tcPr>
+          <w:p>
+            <w:pPr>
+              <w:spacing w:after="0"/>
+            </w:pPr>
+            <w:r>
+              <w:rPr>
+                <w:rFonts w:ascii="游ゴシック" w:hAnsi="游ゴシック" w:eastAsia="游ゴシック"/>
+                <w:b/>
+                <w:sz w:val="18"/>
+              </w:rPr>
+              <w:t>要介護度の有効回答を別の設問の分母に流用していた</w:t>
+            </w:r>
+          </w:p>
+        </w:tc>
+        <w:tc>
+          <w:tcPr>
+            <w:tcW w:type="dxa" w:w="2608"/>
+            <w:vAlign w:val="center"/>
+          </w:tcPr>
+          <w:p>
+            <w:pPr>
+              <w:spacing w:after="0"/>
+            </w:pPr>
+            <w:r>
+              <w:rPr>
+                <w:rFonts w:ascii="游ゴシック" w:hAnsi="游ゴシック" w:eastAsia="游ゴシック"/>
+                <w:b w:val="0"/>
+                <w:sz w:val="18"/>
+              </w:rPr>
+              <w:t>代表KPI H12（区域内で提供できないサービスが必要と判断された利用者の割合）を20票÷98票＝20.4％としていた</w:t>
+            </w:r>
+          </w:p>
+        </w:tc>
+        <w:tc>
+          <w:tcPr>
+            <w:tcW w:type="dxa" w:w="2041"/>
+            <w:vAlign w:val="center"/>
+          </w:tcPr>
+          <w:p>
+            <w:pPr>
+              <w:spacing w:after="0"/>
+            </w:pPr>
+            <w:r>
+              <w:rPr>
+                <w:rFonts w:ascii="游ゴシック" w:hAnsi="游ゴシック" w:eastAsia="游ゴシック"/>
+                <w:b w:val="0"/>
+                <w:sz w:val="18"/>
+              </w:rPr>
+              <w:t>98票は要介護度の有効回答であり、H12が用いる問3の有効回答は99票である。要介護度はH12の分母の条件ではない</w:t>
+            </w:r>
+          </w:p>
+        </w:tc>
+        <w:tc>
+          <w:tcPr>
+            <w:tcW w:type="dxa" w:w="3175"/>
+            <w:vAlign w:val="center"/>
+          </w:tcPr>
+          <w:p>
+            <w:pPr>
+              <w:spacing w:after="0"/>
+            </w:pPr>
+            <w:r>
+              <w:rPr>
+                <w:rFonts w:ascii="游ゴシック" w:hAnsi="游ゴシック" w:eastAsia="游ゴシック"/>
+                <w:b w:val="0"/>
+                <w:sz w:val="18"/>
+              </w:rPr>
+              <w:t>20票÷99票＝20.2％に改めた。</w:t>
+            </w:r>
+            <w:r>
+              <w:rPr>
+                <w:rFonts w:ascii="游ゴシック" w:hAnsi="游ゴシック" w:eastAsia="游ゴシック"/>
+                <w:b/>
+                <w:sz w:val="18"/>
+              </w:rPr>
+              <w:t>分母は「その設問に回答した票」であることを確かめる</w:t>
+            </w:r>
+          </w:p>
+        </w:tc>
+      </w:tr>
+      <w:tr>
+        <w:trPr>
+          <w:cantSplit/>
+        </w:trPr>
+        <w:tc>
+          <w:tcPr>
+            <w:tcW w:type="dxa" w:w="1928"/>
+            <w:shd w:val="clear" w:color="auto" w:fill="F2F5FA"/>
+            <w:vAlign w:val="center"/>
+          </w:tcPr>
+          <w:p>
+            <w:pPr>
+              <w:spacing w:after="0"/>
+            </w:pPr>
+            <w:r>
+              <w:rPr>
+                <w:rFonts w:ascii="游ゴシック" w:hAnsi="游ゴシック" w:eastAsia="游ゴシック"/>
+                <w:b/>
+                <w:sz w:val="18"/>
+              </w:rPr>
+              <w:t>代表KPIの定義が計画素案の中で新旧併存していた</w:t>
+            </w:r>
+          </w:p>
+        </w:tc>
+        <w:tc>
+          <w:tcPr>
+            <w:tcW w:type="dxa" w:w="2608"/>
+            <w:shd w:val="clear" w:color="auto" w:fill="F2F5FA"/>
+            <w:vAlign w:val="center"/>
+          </w:tcPr>
+          <w:p>
+            <w:pPr>
+              <w:spacing w:after="0"/>
+            </w:pPr>
+            <w:r>
+              <w:rPr>
+                <w:rFonts w:ascii="游ゴシック" w:hAnsi="游ゴシック" w:eastAsia="游ゴシック"/>
+                <w:b w:val="0"/>
+                <w:sz w:val="18"/>
+              </w:rPr>
+              <w:t>第5章第3節では代理指標へ振り替えた定義（算定可）を掲げる一方、各基本目標の達成目標と資料1には当初の定義と「算定不可」が残っていた（H06・H07・H08・H12・H16）</w:t>
+            </w:r>
+          </w:p>
+        </w:tc>
+        <w:tc>
+          <w:tcPr>
+            <w:tcW w:type="dxa" w:w="2041"/>
+            <w:shd w:val="clear" w:color="auto" w:fill="F2F5FA"/>
+            <w:vAlign w:val="center"/>
+          </w:tcPr>
+          <w:p>
+            <w:pPr>
+              <w:spacing w:after="0"/>
+            </w:pPr>
+            <w:r>
+              <w:rPr>
+                <w:rFonts w:ascii="游ゴシック" w:hAnsi="游ゴシック" w:eastAsia="游ゴシック"/>
+                <w:b w:val="0"/>
+                <w:sz w:val="18"/>
+              </w:rPr>
+              <w:t>KPIの名称・定義・算式・基準値を表ごとに書いていた</w:t>
+            </w:r>
+          </w:p>
+        </w:tc>
+        <w:tc>
+          <w:tcPr>
+            <w:tcW w:type="dxa" w:w="3175"/>
+            <w:shd w:val="clear" w:color="auto" w:fill="F2F5FA"/>
+            <w:vAlign w:val="center"/>
+          </w:tcPr>
+          <w:p>
+            <w:pPr>
+              <w:spacing w:after="0"/>
+            </w:pPr>
+            <w:r>
+              <w:rPr>
+                <w:rFonts w:ascii="游ゴシック" w:hAnsi="游ゴシック" w:eastAsia="游ゴシック"/>
+                <w:b/>
+                <w:sz w:val="18"/>
+              </w:rPr>
+              <w:t>代表KPIの定義を1つの辞書にまとめ、第5章第3節・各基本目標の達成目標・資料1のすべてがそこから引く形に改めた</w:t>
+            </w:r>
+          </w:p>
+        </w:tc>
+      </w:tr>
+      <w:tr>
+        <w:trPr>
+          <w:cantSplit/>
+        </w:trPr>
+        <w:tc>
+          <w:tcPr>
+            <w:tcW w:type="dxa" w:w="1928"/>
+            <w:vAlign w:val="center"/>
+          </w:tcPr>
+          <w:p>
+            <w:pPr>
+              <w:spacing w:after="0"/>
+            </w:pPr>
+            <w:r>
+              <w:rPr>
+                <w:rFonts w:ascii="游ゴシック" w:hAnsi="游ゴシック" w:eastAsia="游ゴシック"/>
+                <w:b/>
+                <w:sz w:val="18"/>
+              </w:rPr>
+              <w:t>目標年度と未達幅が対応していなかった</w:t>
+            </w:r>
+          </w:p>
+        </w:tc>
+        <w:tc>
+          <w:tcPr>
+            <w:tcW w:type="dxa" w:w="2608"/>
+            <w:vAlign w:val="center"/>
+          </w:tcPr>
+          <w:p>
+            <w:pPr>
+              <w:spacing w:after="0"/>
+            </w:pPr>
+            <w:r>
+              <w:rPr>
+                <w:rFonts w:ascii="游ゴシック" w:hAnsi="游ゴシック" w:eastAsia="游ゴシック"/>
+                <w:b w:val="0"/>
+                <w:sz w:val="18"/>
+              </w:rPr>
+              <w:t>通いの場参加率について、第9期目標を「10.0％（令和8年度）」と掲げながら「0.2ポイント未達」と書いていた（差は1.2ポイント）</w:t>
+            </w:r>
+          </w:p>
+        </w:tc>
+        <w:tc>
+          <w:tcPr>
+            <w:tcW w:type="dxa" w:w="2041"/>
+            <w:vAlign w:val="center"/>
+          </w:tcPr>
+          <w:p>
+            <w:pPr>
+              <w:spacing w:after="0"/>
+            </w:pPr>
+            <w:r>
+              <w:rPr>
+                <w:rFonts w:ascii="游ゴシック" w:hAnsi="游ゴシック" w:eastAsia="游ゴシック"/>
+                <w:b w:val="0"/>
+                <w:sz w:val="18"/>
+              </w:rPr>
+              <w:t>0.2ポイントは令和7年度の中間目標9.0％との差である。同じ素案の別の表（第3章第1節）は正しく令和7年度目標と比べていた</w:t>
+            </w:r>
+          </w:p>
+        </w:tc>
+        <w:tc>
+          <w:tcPr>
+            <w:tcW w:type="dxa" w:w="3175"/>
+            <w:vAlign w:val="center"/>
+          </w:tcPr>
+          <w:p>
+            <w:pPr>
+              <w:spacing w:after="0"/>
+            </w:pPr>
+            <w:r>
+              <w:rPr>
+                <w:rFonts w:ascii="游ゴシック" w:hAnsi="游ゴシック" w:eastAsia="游ゴシック"/>
+                <w:b w:val="0"/>
+                <w:sz w:val="18"/>
+              </w:rPr>
+              <w:t>実績の年度と同じ年度の目標と比べる形に統一した。</w:t>
+            </w:r>
+            <w:r>
+              <w:rPr>
+                <w:rFonts w:ascii="游ゴシック" w:hAnsi="游ゴシック" w:eastAsia="游ゴシック"/>
+                <w:b/>
+                <w:sz w:val="18"/>
+              </w:rPr>
+              <w:t>「未達○ポイント」は目標値と実績の差で検算する</w:t>
+            </w:r>
+          </w:p>
+        </w:tc>
+      </w:tr>
+      <w:tr>
+        <w:trPr>
+          <w:cantSplit/>
+        </w:trPr>
+        <w:tc>
+          <w:tcPr>
+            <w:tcW w:type="dxa" w:w="1928"/>
+            <w:shd w:val="clear" w:color="auto" w:fill="F2F5FA"/>
+            <w:vAlign w:val="center"/>
+          </w:tcPr>
+          <w:p>
+            <w:pPr>
+              <w:spacing w:after="0"/>
+            </w:pPr>
+            <w:r>
+              <w:rPr>
+                <w:rFonts w:ascii="游ゴシック" w:hAnsi="游ゴシック" w:eastAsia="游ゴシック"/>
+                <w:b/>
+                <w:sz w:val="18"/>
+              </w:rPr>
+              <w:t>同じ「入所者」の語で3通りの数が現れていた</w:t>
+            </w:r>
+          </w:p>
+        </w:tc>
+        <w:tc>
+          <w:tcPr>
+            <w:tcW w:type="dxa" w:w="2608"/>
+            <w:shd w:val="clear" w:color="auto" w:fill="F2F5FA"/>
+            <w:vAlign w:val="center"/>
+          </w:tcPr>
+          <w:p>
+            <w:pPr>
+              <w:spacing w:after="0"/>
+            </w:pPr>
+            <w:r>
+              <w:rPr>
+                <w:rFonts w:ascii="游ゴシック" w:hAnsi="游ゴシック" w:eastAsia="游ゴシック"/>
+                <w:b w:val="0"/>
+                <w:sz w:val="18"/>
+              </w:rPr>
+              <w:t>18施設の入所者数が、入所欄の合計536人・要介護度別内訳の合計599人・記入のない1施設を内訳58人で補った594人の3通りあり、老健は入所欄201人と内訳206人で食い違っていた</w:t>
+            </w:r>
+          </w:p>
+        </w:tc>
+        <w:tc>
+          <w:tcPr>
+            <w:tcW w:type="dxa" w:w="2041"/>
+            <w:shd w:val="clear" w:color="auto" w:fill="F2F5FA"/>
+            <w:vAlign w:val="center"/>
+          </w:tcPr>
+          <w:p>
+            <w:pPr>
+              <w:spacing w:after="0"/>
+            </w:pPr>
+            <w:r>
+              <w:rPr>
+                <w:rFonts w:ascii="游ゴシック" w:hAnsi="游ゴシック" w:eastAsia="游ゴシック"/>
+                <w:b w:val="0"/>
+                <w:sz w:val="18"/>
+              </w:rPr>
+              <w:t>欠測の埋め方と数える範囲が集計ごとに違うのに、同じ名称で並べていた</w:t>
+            </w:r>
+          </w:p>
+        </w:tc>
+        <w:tc>
+          <w:tcPr>
+            <w:tcW w:type="dxa" w:w="3175"/>
+            <w:shd w:val="clear" w:color="auto" w:fill="F2F5FA"/>
+            <w:vAlign w:val="center"/>
+          </w:tcPr>
+          <w:p>
+            <w:pPr>
+              <w:spacing w:after="0"/>
+            </w:pPr>
+            <w:r>
+              <w:rPr>
+                <w:rFonts w:ascii="游ゴシック" w:hAnsi="游ゴシック" w:eastAsia="游ゴシック"/>
+                <w:b w:val="0"/>
+                <w:sz w:val="18"/>
+              </w:rPr>
+              <w:t>集計分析報告書 03シートに</w:t>
+            </w:r>
+            <w:r>
+              <w:rPr>
+                <w:rFonts w:ascii="游ゴシック" w:hAnsi="游ゴシック" w:eastAsia="游ゴシック"/>
+                <w:b/>
+                <w:sz w:val="18"/>
+              </w:rPr>
+              <w:t>【入所者数の数え方の照合】</w:t>
+            </w:r>
+            <w:r>
+              <w:rPr>
+                <w:rFonts w:ascii="游ゴシック" w:hAnsi="游ゴシック" w:eastAsia="游ゴシック"/>
+                <w:b w:val="0"/>
+                <w:sz w:val="18"/>
+              </w:rPr>
+              <w:t>を新設し、3通りの数と採用値の用いどころを1表で対照した</w:t>
             </w:r>
           </w:p>
         </w:tc>
@@ -8754,7 +9440,7 @@
                 <w:b w:val="0"/>
                 <w:sz w:val="18"/>
               </w:rPr>
-              <w:t>突合 11件・9月業務報告 32件</w:t>
+              <w:t>突合 11件・9月業務報告 36件</w:t>
             </w:r>
           </w:p>
         </w:tc>
@@ -9094,7 +9780,7 @@
                 <w:b w:val="0"/>
                 <w:sz w:val="18"/>
               </w:rPr>
-              <w:t>925段落145表36図</w:t>
+              <w:t>926段落145表36図</w:t>
             </w:r>
           </w:p>
         </w:tc>
@@ -9434,7 +10120,7 @@
                 <w:b w:val="0"/>
                 <w:sz w:val="18"/>
               </w:rPr>
-              <w:t>13件</w:t>
+              <w:t>18件</w:t>
             </w:r>
           </w:p>
         </w:tc>

--- a/output/第10期計画_アンケート分析_点検箇所と手順.docx
+++ b/output/第10期計画_アンケート分析_点検箇所と手順.docx
@@ -934,7 +934,7 @@
                 <w:b w:val="0"/>
                 <w:sz w:val="18"/>
               </w:rPr>
-              <w:t>―</w:t>
+              <w:t>10件</w:t>
             </w:r>
           </w:p>
         </w:tc>
@@ -1040,7 +1040,7 @@
                 <w:b w:val="0"/>
                 <w:sz w:val="18"/>
               </w:rPr>
-              <w:t>482段落・52表</w:t>
+              <w:t>486段落・52表</w:t>
             </w:r>
           </w:p>
         </w:tc>
@@ -1817,7 +1817,7 @@
                 <w:b w:val="0"/>
                 <w:sz w:val="18"/>
               </w:rPr>
-              <w:t>36件</w:t>
+              <w:t>39件</w:t>
             </w:r>
           </w:p>
         </w:tc>
@@ -5420,7 +5420,7 @@
                 <w:b/>
                 <w:sz w:val="18"/>
               </w:rPr>
-              <w:t>目標年度と未達幅の対応</w:t>
+              <w:t>同じKPI番号に2つの基準値がないか</w:t>
             </w:r>
           </w:p>
         </w:tc>
@@ -5440,7 +5440,7 @@
                 <w:b w:val="0"/>
                 <w:sz w:val="18"/>
               </w:rPr>
-              <w:t>「○ポイント未達」がその年度の目標との差になっているか</w:t>
+              <w:t>別の調査の値を同じKPIの「基準値」と書いていないか</w:t>
             </w:r>
           </w:p>
         </w:tc>
@@ -5457,10 +5457,18 @@
             <w:r>
               <w:rPr>
                 <w:rFonts w:ascii="游ゴシック" w:hAnsi="游ゴシック" w:eastAsia="游ゴシック"/>
+                <w:b/>
+                <w:sz w:val="18"/>
+              </w:rPr>
+              <w:t>H06の基準値は①在宅生活改善調査による73.5％</w:t>
+            </w:r>
+            <w:r>
+              <w:rPr>
+                <w:rFonts w:ascii="游ゴシック" w:hAnsi="游ゴシック" w:eastAsia="游ゴシック"/>
                 <w:b w:val="0"/>
                 <w:sz w:val="18"/>
               </w:rPr>
-              <w:t>通いの場参加率は令和7年度の中間目標9.0％・令和8年度の期末目標10.0％である。実績8.8％との差は0.2ポイント（R7）・1.2ポイント（R8）。</w:t>
+              <w:t>である。④健康とくらしの調査の「困りごとを解決できず困っている」0.6％は母集団・設問・分母がいずれも違うため、</w:t>
             </w:r>
             <w:r>
               <w:rPr>
@@ -5468,7 +5476,15 @@
                 <w:b/>
                 <w:sz w:val="18"/>
               </w:rPr>
-              <w:t>実績の年度と同じ年度の目標と比べる</w:t>
+              <w:t>同じH06の基準値ではなく補完指標</w:t>
+            </w:r>
+            <w:r>
+              <w:rPr>
+                <w:rFonts w:ascii="游ゴシック" w:hAnsi="游ゴシック" w:eastAsia="游ゴシック"/>
+                <w:b w:val="0"/>
+                <w:sz w:val="18"/>
+              </w:rPr>
+              <w:t>と書く。H14は「採用率と離職率の差」であり、勤続1年未満19.9％は補足指標である</w:t>
             </w:r>
           </w:p>
         </w:tc>
@@ -5492,6 +5508,220 @@
                 <w:b/>
                 <w:sz w:val="18"/>
               </w:rPr>
+              <w:t>割合の分母を指標名に入れているか</w:t>
+            </w:r>
+          </w:p>
+        </w:tc>
+        <w:tc>
+          <w:tcPr>
+            <w:tcW w:type="dxa" w:w="3175"/>
+            <w:vAlign w:val="center"/>
+          </w:tcPr>
+          <w:p>
+            <w:pPr>
+              <w:spacing w:after="0"/>
+            </w:pPr>
+            <w:r>
+              <w:rPr>
+                <w:rFonts w:ascii="游ゴシック" w:hAnsi="游ゴシック" w:eastAsia="游ゴシック"/>
+                <w:b w:val="0"/>
+                <w:sz w:val="18"/>
+              </w:rPr>
+              <w:t>同じ名前で分母の違う割合が2つ出ていないか</w:t>
+            </w:r>
+          </w:p>
+        </w:tc>
+        <w:tc>
+          <w:tcPr>
+            <w:tcW w:type="dxa" w:w="4876"/>
+            <w:vAlign w:val="center"/>
+          </w:tcPr>
+          <w:p>
+            <w:pPr>
+              <w:spacing w:after="0"/>
+            </w:pPr>
+            <w:r>
+              <w:rPr>
+                <w:rFonts w:ascii="游ゴシック" w:hAnsi="游ゴシック" w:eastAsia="游ゴシック"/>
+                <w:b/>
+                <w:sz w:val="18"/>
+              </w:rPr>
+              <w:t>外国人職員37人は全員が施設・通所系</w:t>
+            </w:r>
+            <w:r>
+              <w:rPr>
+                <w:rFonts w:ascii="游ゴシック" w:hAnsi="游ゴシック" w:eastAsia="游ゴシック"/>
+                <w:b w:val="0"/>
+                <w:sz w:val="18"/>
+              </w:rPr>
+              <w:t>であるため、主指標は「施設・通所系の介護職員319人に占める割合11.6％」とする。訪問系を含む回答全体348人を分母とした10.6％は参考値と明記する</w:t>
+            </w:r>
+          </w:p>
+        </w:tc>
+      </w:tr>
+      <w:tr>
+        <w:trPr>
+          <w:cantSplit/>
+        </w:trPr>
+        <w:tc>
+          <w:tcPr>
+            <w:tcW w:type="dxa" w:w="1701"/>
+            <w:shd w:val="clear" w:color="auto" w:fill="F2F5FA"/>
+            <w:vAlign w:val="center"/>
+          </w:tcPr>
+          <w:p>
+            <w:pPr>
+              <w:spacing w:after="0"/>
+            </w:pPr>
+            <w:r>
+              <w:rPr>
+                <w:rFonts w:ascii="游ゴシック" w:hAnsi="游ゴシック" w:eastAsia="游ゴシック"/>
+                <w:b/>
+                <w:sz w:val="18"/>
+              </w:rPr>
+              <w:t>時点の違う値を足していないか</w:t>
+            </w:r>
+          </w:p>
+        </w:tc>
+        <w:tc>
+          <w:tcPr>
+            <w:tcW w:type="dxa" w:w="3175"/>
+            <w:shd w:val="clear" w:color="auto" w:fill="F2F5FA"/>
+            <w:vAlign w:val="center"/>
+          </w:tcPr>
+          <w:p>
+            <w:pPr>
+              <w:spacing w:after="0"/>
+            </w:pPr>
+            <w:r>
+              <w:rPr>
+                <w:rFonts w:ascii="游ゴシック" w:hAnsi="游ゴシック" w:eastAsia="游ゴシック"/>
+                <w:b w:val="0"/>
+                <w:sz w:val="18"/>
+              </w:rPr>
+              <w:t>合算した割合がその表の中で再計算できるか</w:t>
+            </w:r>
+          </w:p>
+        </w:tc>
+        <w:tc>
+          <w:tcPr>
+            <w:tcW w:type="dxa" w:w="4876"/>
+            <w:shd w:val="clear" w:color="auto" w:fill="F2F5FA"/>
+            <w:vAlign w:val="center"/>
+          </w:tcPr>
+          <w:p>
+            <w:pPr>
+              <w:spacing w:after="0"/>
+            </w:pPr>
+            <w:r>
+              <w:rPr>
+                <w:rFonts w:ascii="游ゴシック" w:hAnsi="游ゴシック" w:eastAsia="游ゴシック"/>
+                <w:b/>
+                <w:sz w:val="18"/>
+              </w:rPr>
+              <w:t>特定施設の入居者154人は、令和7年4月1日現在の2施設57人と令和7年10月6日現在の1施設97人の合計</w:t>
+            </w:r>
+            <w:r>
+              <w:rPr>
+                <w:rFonts w:ascii="游ゴシック" w:hAnsi="游ゴシック" w:eastAsia="游ゴシック"/>
+                <w:b w:val="0"/>
+                <w:sz w:val="18"/>
+              </w:rPr>
+              <w:t>である。施設別の入居率98.3％・97.0％を主とし、合計の98.7％は参考値と書く。定員も調査の自己申告158人と北海道の名簿156人で2人ちがう</w:t>
+            </w:r>
+          </w:p>
+        </w:tc>
+      </w:tr>
+      <w:tr>
+        <w:trPr>
+          <w:cantSplit/>
+        </w:trPr>
+        <w:tc>
+          <w:tcPr>
+            <w:tcW w:type="dxa" w:w="1701"/>
+            <w:vAlign w:val="center"/>
+          </w:tcPr>
+          <w:p>
+            <w:pPr>
+              <w:spacing w:after="0"/>
+            </w:pPr>
+            <w:r>
+              <w:rPr>
+                <w:rFonts w:ascii="游ゴシック" w:hAnsi="游ゴシック" w:eastAsia="游ゴシック"/>
+                <w:b/>
+                <w:sz w:val="18"/>
+              </w:rPr>
+              <w:t>目標年度と未達幅の対応</w:t>
+            </w:r>
+          </w:p>
+        </w:tc>
+        <w:tc>
+          <w:tcPr>
+            <w:tcW w:type="dxa" w:w="3175"/>
+            <w:vAlign w:val="center"/>
+          </w:tcPr>
+          <w:p>
+            <w:pPr>
+              <w:spacing w:after="0"/>
+            </w:pPr>
+            <w:r>
+              <w:rPr>
+                <w:rFonts w:ascii="游ゴシック" w:hAnsi="游ゴシック" w:eastAsia="游ゴシック"/>
+                <w:b w:val="0"/>
+                <w:sz w:val="18"/>
+              </w:rPr>
+              <w:t>「○ポイント未達」がその年度の目標との差になっているか</w:t>
+            </w:r>
+          </w:p>
+        </w:tc>
+        <w:tc>
+          <w:tcPr>
+            <w:tcW w:type="dxa" w:w="4876"/>
+            <w:vAlign w:val="center"/>
+          </w:tcPr>
+          <w:p>
+            <w:pPr>
+              <w:spacing w:after="0"/>
+            </w:pPr>
+            <w:r>
+              <w:rPr>
+                <w:rFonts w:ascii="游ゴシック" w:hAnsi="游ゴシック" w:eastAsia="游ゴシック"/>
+                <w:b w:val="0"/>
+                <w:sz w:val="18"/>
+              </w:rPr>
+              <w:t>通いの場参加率は令和7年度の中間目標9.0％・令和8年度の期末目標10.0％である。実績8.8％との差は0.2ポイント（R7）・1.2ポイント（R8）。</w:t>
+            </w:r>
+            <w:r>
+              <w:rPr>
+                <w:rFonts w:ascii="游ゴシック" w:hAnsi="游ゴシック" w:eastAsia="游ゴシック"/>
+                <w:b/>
+                <w:sz w:val="18"/>
+              </w:rPr>
+              <w:t>実績の年度と同じ年度の目標と比べる</w:t>
+            </w:r>
+          </w:p>
+        </w:tc>
+      </w:tr>
+      <w:tr>
+        <w:trPr>
+          <w:cantSplit/>
+        </w:trPr>
+        <w:tc>
+          <w:tcPr>
+            <w:tcW w:type="dxa" w:w="1701"/>
+            <w:shd w:val="clear" w:color="auto" w:fill="F2F5FA"/>
+            <w:vAlign w:val="center"/>
+          </w:tcPr>
+          <w:p>
+            <w:pPr>
+              <w:spacing w:after="0"/>
+            </w:pPr>
+            <w:r>
+              <w:rPr>
+                <w:rFonts w:ascii="游ゴシック" w:hAnsi="游ゴシック" w:eastAsia="游ゴシック"/>
+                <w:b/>
+                <w:sz w:val="18"/>
+              </w:rPr>
               <w:t>反映先の節が存在するか</w:t>
             </w:r>
           </w:p>
@@ -5499,6 +5729,7 @@
         <w:tc>
           <w:tcPr>
             <w:tcW w:type="dxa" w:w="3175"/>
+            <w:shd w:val="clear" w:color="auto" w:fill="F2F5FA"/>
             <w:vAlign w:val="center"/>
           </w:tcPr>
           <w:p>
@@ -5518,6 +5749,7 @@
         <w:tc>
           <w:tcPr>
             <w:tcW w:type="dxa" w:w="4876"/>
+            <w:shd w:val="clear" w:color="auto" w:fill="F2F5FA"/>
             <w:vAlign w:val="center"/>
           </w:tcPr>
           <w:p>
@@ -7269,7 +7501,7 @@
                 <w:b/>
                 <w:sz w:val="18"/>
               </w:rPr>
-              <w:t>同じ「入所者」の語で3通りの数が現れていた</w:t>
+              <w:t>同じKPI番号に別の調査の値を基準値として置いていた</w:t>
             </w:r>
           </w:p>
         </w:tc>
@@ -7289,7 +7521,7 @@
                 <w:b w:val="0"/>
                 <w:sz w:val="18"/>
               </w:rPr>
-              <w:t>18施設の入所者数が、入所欄の合計536人・要介護度別内訳の合計599人・記入のない1施設を内訳58人で補った594人の3通りあり、老健は入所欄201人と内訳206人で食い違っていた</w:t>
+              <w:t>H06（在宅生活継続困難割合）の基準値が、①在宅生活改善調査による73.5％と、④健康とくらしの調査の0.6％の2通りあった</w:t>
             </w:r>
           </w:p>
         </w:tc>
@@ -7309,7 +7541,7 @@
                 <w:b w:val="0"/>
                 <w:sz w:val="18"/>
               </w:rPr>
-              <w:t>欠測の埋め方と数える範囲が集計ごとに違うのに、同じ名称で並べていた</w:t>
+              <w:t>母集団・設問・分母の違う値を、同じKPIの「基準値」という語で並べていた</w:t>
             </w:r>
           </w:p>
         </w:tc>
@@ -7317,6 +7549,277 @@
           <w:tcPr>
             <w:tcW w:type="dxa" w:w="3175"/>
             <w:shd w:val="clear" w:color="auto" w:fill="F2F5FA"/>
+            <w:vAlign w:val="center"/>
+          </w:tcPr>
+          <w:p>
+            <w:pPr>
+              <w:spacing w:after="0"/>
+            </w:pPr>
+            <w:r>
+              <w:rPr>
+                <w:rFonts w:ascii="游ゴシック" w:hAnsi="游ゴシック" w:eastAsia="游ゴシック"/>
+                <w:b w:val="0"/>
+                <w:sz w:val="18"/>
+              </w:rPr>
+              <w:t>④の値を</w:t>
+            </w:r>
+            <w:r>
+              <w:rPr>
+                <w:rFonts w:ascii="游ゴシック" w:hAnsi="游ゴシック" w:eastAsia="游ゴシック"/>
+                <w:b/>
+                <w:sz w:val="18"/>
+              </w:rPr>
+              <w:t>補完指標</w:t>
+            </w:r>
+            <w:r>
+              <w:rPr>
+                <w:rFonts w:ascii="游ゴシック" w:hAnsi="游ゴシック" w:eastAsia="游ゴシック"/>
+                <w:b w:val="0"/>
+                <w:sz w:val="18"/>
+              </w:rPr>
+              <w:t>と改め、H06の基準値は①によることを明記した。H14も「採用率と離職率の差」と勤続1年未満19.9％を書き分けた</w:t>
+            </w:r>
+          </w:p>
+        </w:tc>
+      </w:tr>
+      <w:tr>
+        <w:trPr>
+          <w:cantSplit/>
+        </w:trPr>
+        <w:tc>
+          <w:tcPr>
+            <w:tcW w:type="dxa" w:w="1928"/>
+            <w:vAlign w:val="center"/>
+          </w:tcPr>
+          <w:p>
+            <w:pPr>
+              <w:spacing w:after="0"/>
+            </w:pPr>
+            <w:r>
+              <w:rPr>
+                <w:rFonts w:ascii="游ゴシック" w:hAnsi="游ゴシック" w:eastAsia="游ゴシック"/>
+                <w:b/>
+                <w:sz w:val="18"/>
+              </w:rPr>
+              <w:t>同じ割合に2つの分母があった</w:t>
+            </w:r>
+          </w:p>
+        </w:tc>
+        <w:tc>
+          <w:tcPr>
+            <w:tcW w:type="dxa" w:w="2608"/>
+            <w:vAlign w:val="center"/>
+          </w:tcPr>
+          <w:p>
+            <w:pPr>
+              <w:spacing w:after="0"/>
+            </w:pPr>
+            <w:r>
+              <w:rPr>
+                <w:rFonts w:ascii="游ゴシック" w:hAnsi="游ゴシック" w:eastAsia="游ゴシック"/>
+                <w:b w:val="0"/>
+                <w:sz w:val="18"/>
+              </w:rPr>
+              <w:t>外国人職員の割合が11.6％（施設・通所系319人）と10.6％（回答全体348人）の2通りあり、概要と本文は11.6％、詳細表は10.6％を使っていた</w:t>
+            </w:r>
+          </w:p>
+        </w:tc>
+        <w:tc>
+          <w:tcPr>
+            <w:tcW w:type="dxa" w:w="2041"/>
+            <w:vAlign w:val="center"/>
+          </w:tcPr>
+          <w:p>
+            <w:pPr>
+              <w:spacing w:after="0"/>
+            </w:pPr>
+            <w:r>
+              <w:rPr>
+                <w:rFonts w:ascii="游ゴシック" w:hAnsi="游ゴシック" w:eastAsia="游ゴシック"/>
+                <w:b w:val="0"/>
+                <w:sz w:val="18"/>
+              </w:rPr>
+              <w:t>外国人職員37人が全員施設・通所系であることを分母に反映した箇所と、回答全体で割った箇所が混在していた</w:t>
+            </w:r>
+          </w:p>
+        </w:tc>
+        <w:tc>
+          <w:tcPr>
+            <w:tcW w:type="dxa" w:w="3175"/>
+            <w:vAlign w:val="center"/>
+          </w:tcPr>
+          <w:p>
+            <w:pPr>
+              <w:spacing w:after="0"/>
+            </w:pPr>
+            <w:r>
+              <w:rPr>
+                <w:rFonts w:ascii="游ゴシック" w:hAnsi="游ゴシック" w:eastAsia="游ゴシック"/>
+                <w:b/>
+                <w:sz w:val="18"/>
+              </w:rPr>
+              <w:t>施設・通所系319人を分母とする11.6％を主指標とし、10.6％は参考値と明記した</w:t>
+            </w:r>
+          </w:p>
+        </w:tc>
+      </w:tr>
+      <w:tr>
+        <w:trPr>
+          <w:cantSplit/>
+        </w:trPr>
+        <w:tc>
+          <w:tcPr>
+            <w:tcW w:type="dxa" w:w="1928"/>
+            <w:shd w:val="clear" w:color="auto" w:fill="F2F5FA"/>
+            <w:vAlign w:val="center"/>
+          </w:tcPr>
+          <w:p>
+            <w:pPr>
+              <w:spacing w:after="0"/>
+            </w:pPr>
+            <w:r>
+              <w:rPr>
+                <w:rFonts w:ascii="游ゴシック" w:hAnsi="游ゴシック" w:eastAsia="游ゴシック"/>
+                <w:b/>
+                <w:sz w:val="18"/>
+              </w:rPr>
+              <w:t>時点の違う値を足した割合を確定値として書いていた</w:t>
+            </w:r>
+          </w:p>
+        </w:tc>
+        <w:tc>
+          <w:tcPr>
+            <w:tcW w:type="dxa" w:w="2608"/>
+            <w:shd w:val="clear" w:color="auto" w:fill="F2F5FA"/>
+            <w:vAlign w:val="center"/>
+          </w:tcPr>
+          <w:p>
+            <w:pPr>
+              <w:spacing w:after="0"/>
+            </w:pPr>
+            <w:r>
+              <w:rPr>
+                <w:rFonts w:ascii="游ゴシック" w:hAnsi="游ゴシック" w:eastAsia="游ゴシック"/>
+                <w:b w:val="0"/>
+                <w:sz w:val="18"/>
+              </w:rPr>
+              <w:t>特定施設の入居率98.7％が、表の中の定員158人からは再計算できなかった（154÷158＝97.5％）。さわやか東神楽館の入居率も97人／100人であるのに100.0％としていた</w:t>
+            </w:r>
+          </w:p>
+        </w:tc>
+        <w:tc>
+          <w:tcPr>
+            <w:tcW w:type="dxa" w:w="2041"/>
+            <w:shd w:val="clear" w:color="auto" w:fill="F2F5FA"/>
+            <w:vAlign w:val="center"/>
+          </w:tcPr>
+          <w:p>
+            <w:pPr>
+              <w:spacing w:after="0"/>
+            </w:pPr>
+            <w:r>
+              <w:rPr>
+                <w:rFonts w:ascii="游ゴシック" w:hAnsi="游ゴシック" w:eastAsia="游ゴシック"/>
+                <w:b w:val="0"/>
+                <w:sz w:val="18"/>
+              </w:rPr>
+              <w:t>令和7年4月1日現在の2施設と令和7年10月6日現在の1施設を足し、分母だけ北海道の名簿による156人を使っていた</w:t>
+            </w:r>
+          </w:p>
+        </w:tc>
+        <w:tc>
+          <w:tcPr>
+            <w:tcW w:type="dxa" w:w="3175"/>
+            <w:shd w:val="clear" w:color="auto" w:fill="F2F5FA"/>
+            <w:vAlign w:val="center"/>
+          </w:tcPr>
+          <w:p>
+            <w:pPr>
+              <w:spacing w:after="0"/>
+            </w:pPr>
+            <w:r>
+              <w:rPr>
+                <w:rFonts w:ascii="游ゴシック" w:hAnsi="游ゴシック" w:eastAsia="游ゴシック"/>
+                <w:b/>
+                <w:sz w:val="18"/>
+              </w:rPr>
+              <w:t>施設別の入居率を主とし、合計は参考値と明記した</w:t>
+            </w:r>
+            <w:r>
+              <w:rPr>
+                <w:rFonts w:ascii="游ゴシック" w:hAnsi="游ゴシック" w:eastAsia="游ゴシック"/>
+                <w:b w:val="0"/>
+                <w:sz w:val="18"/>
+              </w:rPr>
+              <w:t>。調査の自己申告の定員158人と名簿の156人の差2人も表に示した</w:t>
+            </w:r>
+          </w:p>
+        </w:tc>
+      </w:tr>
+      <w:tr>
+        <w:trPr>
+          <w:cantSplit/>
+        </w:trPr>
+        <w:tc>
+          <w:tcPr>
+            <w:tcW w:type="dxa" w:w="1928"/>
+            <w:vAlign w:val="center"/>
+          </w:tcPr>
+          <w:p>
+            <w:pPr>
+              <w:spacing w:after="0"/>
+            </w:pPr>
+            <w:r>
+              <w:rPr>
+                <w:rFonts w:ascii="游ゴシック" w:hAnsi="游ゴシック" w:eastAsia="游ゴシック"/>
+                <w:b/>
+                <w:sz w:val="18"/>
+              </w:rPr>
+              <w:t>同じ「入所者」の語で3通りの数が現れていた</w:t>
+            </w:r>
+          </w:p>
+        </w:tc>
+        <w:tc>
+          <w:tcPr>
+            <w:tcW w:type="dxa" w:w="2608"/>
+            <w:vAlign w:val="center"/>
+          </w:tcPr>
+          <w:p>
+            <w:pPr>
+              <w:spacing w:after="0"/>
+            </w:pPr>
+            <w:r>
+              <w:rPr>
+                <w:rFonts w:ascii="游ゴシック" w:hAnsi="游ゴシック" w:eastAsia="游ゴシック"/>
+                <w:b w:val="0"/>
+                <w:sz w:val="18"/>
+              </w:rPr>
+              <w:t>18施設の入所者数が、入所欄の合計536人・要介護度別内訳の合計599人・記入のない1施設を内訳58人で補った594人の3通りあり、老健は入所欄201人と内訳206人で食い違っていた</w:t>
+            </w:r>
+          </w:p>
+        </w:tc>
+        <w:tc>
+          <w:tcPr>
+            <w:tcW w:type="dxa" w:w="2041"/>
+            <w:vAlign w:val="center"/>
+          </w:tcPr>
+          <w:p>
+            <w:pPr>
+              <w:spacing w:after="0"/>
+            </w:pPr>
+            <w:r>
+              <w:rPr>
+                <w:rFonts w:ascii="游ゴシック" w:hAnsi="游ゴシック" w:eastAsia="游ゴシック"/>
+                <w:b w:val="0"/>
+                <w:sz w:val="18"/>
+              </w:rPr>
+              <w:t>欠測の埋め方と数える範囲が集計ごとに違うのに、同じ名称で並べていた</w:t>
+            </w:r>
+          </w:p>
+        </w:tc>
+        <w:tc>
+          <w:tcPr>
+            <w:tcW w:type="dxa" w:w="3175"/>
             <w:vAlign w:val="center"/>
           </w:tcPr>
           <w:p>
@@ -9440,7 +9943,7 @@
                 <w:b w:val="0"/>
                 <w:sz w:val="18"/>
               </w:rPr>
-              <w:t>突合 11件・9月業務報告 36件</w:t>
+              <w:t>突合 11件・9月業務報告 39件</w:t>
             </w:r>
           </w:p>
         </w:tc>
@@ -10120,7 +10623,7 @@
                 <w:b w:val="0"/>
                 <w:sz w:val="18"/>
               </w:rPr>
-              <w:t>18件</w:t>
+              <w:t>21件</w:t>
             </w:r>
           </w:p>
         </w:tc>

--- a/output/第10期計画_アンケート分析_点検箇所と手順.docx
+++ b/output/第10期計画_アンケート分析_点検箇所と手順.docx
@@ -1796,7 +1796,7 @@
                 <w:b w:val="0"/>
                 <w:sz w:val="18"/>
               </w:rPr>
-              <w:t>137段落・16表</w:t>
+              <w:t>135段落・16表</w:t>
             </w:r>
           </w:p>
         </w:tc>

--- a/output/第10期計画_アンケート分析_点検箇所と手順.docx
+++ b/output/第10期計画_アンケート分析_点検箇所と手順.docx
@@ -42,7 +42,7 @@
           <w:b w:val="0"/>
           <w:sz w:val="20"/>
         </w:rPr>
-        <w:t>社内チェック用　　基準日　令和8年9月24日</w:t>
+        <w:t>社内チェック用　　基準日　令和8年9月25日</w:t>
       </w:r>
     </w:p>
     <w:p>
@@ -934,7 +934,7 @@
                 <w:b w:val="0"/>
                 <w:sz w:val="18"/>
               </w:rPr>
-              <w:t>10件</w:t>
+              <w:t>11件</w:t>
             </w:r>
           </w:p>
         </w:tc>

--- a/output/第10期計画_アンケート分析_点検箇所と手順.docx
+++ b/output/第10期計画_アンケート分析_点検箇所と手順.docx
@@ -3974,7 +3974,7 @@
           <w:b w:val="0"/>
           <w:sz w:val="21"/>
         </w:rPr>
-        <w:t>計画素案は現在 926段落145表36図 です。</w:t>
+        <w:t>計画素案は現在 928段落145表36図 です。</w:t>
       </w:r>
     </w:p>
     <w:p>
@@ -10283,7 +10283,7 @@
                 <w:b w:val="0"/>
                 <w:sz w:val="18"/>
               </w:rPr>
-              <w:t>926段落145表36図</w:t>
+              <w:t>928段落145表36図</w:t>
             </w:r>
           </w:p>
         </w:tc>

--- a/output/第10期計画_アンケート分析_点検箇所と手順.docx
+++ b/output/第10期計画_アンケート分析_点検箇所と手順.docx
@@ -934,7 +934,7 @@
                 <w:b w:val="0"/>
                 <w:sz w:val="18"/>
               </w:rPr>
-              <w:t>11件</w:t>
+              <w:t>12件</w:t>
             </w:r>
           </w:p>
         </w:tc>
@@ -1061,7 +1061,7 @@
                 <w:b w:val="0"/>
                 <w:sz w:val="18"/>
               </w:rPr>
-              <w:t>―</w:t>
+              <w:t>10件</w:t>
             </w:r>
           </w:p>
         </w:tc>
@@ -1817,7 +1817,7 @@
                 <w:b w:val="0"/>
                 <w:sz w:val="18"/>
               </w:rPr>
-              <w:t>39件</w:t>
+              <w:t>40件</w:t>
             </w:r>
           </w:p>
         </w:tc>
@@ -6003,7 +6003,7 @@
                 <w:b/>
                 <w:sz w:val="18"/>
               </w:rPr>
-              <w:t>報告書の見込量が計画素案と食い違っていた</w:t>
+              <w:t>発注者へ送付する成果品に当方の判定方法を書いていた</w:t>
             </w:r>
           </w:p>
         </w:tc>
@@ -6022,7 +6022,7 @@
                 <w:b w:val="0"/>
                 <w:sz w:val="18"/>
               </w:rPr>
-              <w:t>10シートの見込量が将来推計 第2段階のままで、計画素案 第6章（第1次概算）と別の答えが並んでいた</w:t>
+              <w:t>集計分析報告書 12シートの注に「計画素案の本文と表を章節ごとに読んで判定している。固定値では書いていない」と書き、00シートにも「計画素案の実物を読んで判定する」と書いていた。9月業務報告の表1にも「反映状況を章節ごとに確認して改めた」とあった</w:t>
             </w:r>
           </w:p>
         </w:tc>
@@ -6041,7 +6041,7 @@
                 <w:b w:val="0"/>
                 <w:sz w:val="18"/>
               </w:rPr>
-              <w:t>第6章を差し替えたときに報告書を見直さなかった</w:t>
+              <w:t>令和8年9月24日のご指示（発注者へ提供する文章に受託者の内部の仕組み・作業経過を書かない）を9月業務報告にだけ当て、集計分析報告書と結果報告書に当てていなかった</w:t>
             </w:r>
           </w:p>
         </w:tc>
@@ -6060,7 +6060,7 @@
                 <w:b w:val="0"/>
                 <w:sz w:val="18"/>
               </w:rPr>
-              <w:t>`build_mikomiryo_santei.py` を runpy で読む形に改めた。算定を改めれば報告書が追随する</w:t>
+              <w:t>注を「計画素案に反映されているものである」に改めた。送付区分が「送付」の成果品は、内部の仕組みの語（固定値・実物から・章節ごとに・判定している・スクリプト名）で本文と表を機械的に走査する</w:t>
             </w:r>
           </w:p>
         </w:tc>
@@ -6085,7 +6085,7 @@
                 <w:b/>
                 <w:sz w:val="18"/>
               </w:rPr>
-              <w:t>12シートが反映状況を持っていなかった</w:t>
+              <w:t>報告書の見込量が計画素案と食い違っていた</w:t>
             </w:r>
           </w:p>
         </w:tc>
@@ -6105,7 +6105,7 @@
                 <w:b w:val="0"/>
                 <w:sz w:val="18"/>
               </w:rPr>
-              <w:t>第2章第4節（9/15反映）・第6章（9/16反映）が着手前のように見えていた</w:t>
+              <w:t>10シートの見込量が将来推計 第2段階のままで、計画素案 第6章（第1次概算）と別の答えが並んでいた</w:t>
             </w:r>
           </w:p>
         </w:tc>
@@ -6125,7 +6125,7 @@
                 <w:b w:val="0"/>
                 <w:sz w:val="18"/>
               </w:rPr>
-              <w:t>状態が「着手可」のままで、素案の実物を見ていなかった</w:t>
+              <w:t>第6章を差し替えたときに報告書を見直さなかった</w:t>
             </w:r>
           </w:p>
         </w:tc>
@@ -6145,7 +6145,7 @@
                 <w:b w:val="0"/>
                 <w:sz w:val="18"/>
               </w:rPr>
-              <w:t>状態に「反映済」を加え、素案を章節ごとに読んで判定する形にした</w:t>
+              <w:t>`build_mikomiryo_santei.py` を runpy で読む形に改めた。算定を改めれば報告書が追随する</w:t>
             </w:r>
           </w:p>
         </w:tc>
@@ -6169,7 +6169,7 @@
                 <w:b/>
                 <w:sz w:val="18"/>
               </w:rPr>
-              <w:t>語の有無だけの判定で偽陽性が出た</w:t>
+              <w:t>12シートが反映状況を持っていなかった</w:t>
             </w:r>
           </w:p>
         </w:tc>
@@ -6188,7 +6188,7 @@
                 <w:b w:val="0"/>
                 <w:sz w:val="18"/>
               </w:rPr>
-              <w:t>所見7の反映先を第2章第4節としていたが実際は第2章第5節であった</w:t>
+              <w:t>第2章第4節（9/15反映）・第6章（9/16反映）が着手前のように見えていた</w:t>
             </w:r>
           </w:p>
         </w:tc>
@@ -6207,7 +6207,7 @@
                 <w:b w:val="0"/>
                 <w:sz w:val="18"/>
               </w:rPr>
-              <w:t>素案全体で語を検索していた</w:t>
+              <w:t>状態が「着手可」のままで、素案の実物を見ていなかった</w:t>
             </w:r>
           </w:p>
         </w:tc>
@@ -6226,7 +6226,7 @@
                 <w:b w:val="0"/>
                 <w:sz w:val="18"/>
               </w:rPr>
-              <w:t>`_draft_sections()`／`in_draft(章節, 語...)` で章節を限る</w:t>
+              <w:t>状態に「反映済」を加え、素案を章節ごとに読んで判定する形にした</w:t>
             </w:r>
           </w:p>
         </w:tc>
@@ -6251,7 +6251,7 @@
                 <w:b/>
                 <w:sz w:val="18"/>
               </w:rPr>
-              <w:t>過去の時点の報告が現時点の値を読んでいた</w:t>
+              <w:t>語の有無だけの判定で偽陽性が出た</w:t>
             </w:r>
           </w:p>
         </w:tc>
@@ -6271,7 +6271,7 @@
                 <w:b w:val="0"/>
                 <w:sz w:val="18"/>
               </w:rPr>
-              <w:t>業務進捗報告書 令和8年8月分の素案の規模が再出力のたびに667→806→843→896段落と書き換わっていた</w:t>
+              <w:t>所見7の反映先を第2章第4節としていたが実際は第2章第5節であった</w:t>
             </w:r>
           </w:p>
         </w:tc>
@@ -6291,7 +6291,7 @@
                 <w:b w:val="0"/>
                 <w:sz w:val="18"/>
               </w:rPr>
-              <w:t>`RP.draft_label()`（現時点を数える）を過去の資料が読んでいた</w:t>
+              <w:t>素案全体で語を検索していた</w:t>
             </w:r>
           </w:p>
         </w:tc>
@@ -6311,7 +6311,7 @@
                 <w:b w:val="0"/>
                 <w:sz w:val="18"/>
               </w:rPr>
-              <w:t>`RP.draft_label_at(基準日)` と `data_progress.snapshot(基準日)` を新設した</w:t>
+              <w:t>`_draft_sections()`／`in_draft(章節, 語...)` で章節を限る</w:t>
             </w:r>
           </w:p>
         </w:tc>
@@ -6335,7 +6335,7 @@
                 <w:b/>
                 <w:sz w:val="18"/>
               </w:rPr>
-              <w:t>禁止表現が残っていた</w:t>
+              <w:t>過去の時点の報告が現時点の値を読んでいた</w:t>
             </w:r>
           </w:p>
         </w:tc>
@@ -6354,7 +6354,7 @@
                 <w:b w:val="0"/>
                 <w:sz w:val="18"/>
               </w:rPr>
-              <w:t>確認事項No.84の「北海道の指定事業所一覧に掲載がなく休止と整合する」</w:t>
+              <w:t>業務進捗報告書 令和8年8月分の素案の規模が再出力のたびに667→806→843→896段落と書き換わっていた</w:t>
             </w:r>
           </w:p>
         </w:tc>
@@ -6373,7 +6373,7 @@
                 <w:b w:val="0"/>
                 <w:sz w:val="18"/>
               </w:rPr>
-              <w:t>根拠として「整合する」を使っていた</w:t>
+              <w:t>`RP.draft_label()`（現時点を数える）を過去の資料が読んでいた</w:t>
             </w:r>
           </w:p>
         </w:tc>
@@ -6392,7 +6392,7 @@
                 <w:b w:val="0"/>
                 <w:sz w:val="18"/>
               </w:rPr>
-              <w:t>「北海道の指定事業所一覧にも掲載がない」に改めた</w:t>
+              <w:t>`RP.draft_label_at(基準日)` と `data_progress.snapshot(基準日)` を新設した</w:t>
             </w:r>
           </w:p>
         </w:tc>
@@ -6417,7 +6417,7 @@
                 <w:b/>
                 <w:sz w:val="18"/>
               </w:rPr>
-              <w:t>docx が Markdown を解釈せずアスタリスクが本文に出た</w:t>
+              <w:t>禁止表現が残っていた</w:t>
             </w:r>
           </w:p>
         </w:tc>
@@ -6437,7 +6437,7 @@
                 <w:b w:val="0"/>
                 <w:sz w:val="18"/>
               </w:rPr>
-              <w:t>強調のつもりで書いたアスタリスク2つがそのまま印字されていた</w:t>
+              <w:t>確認事項No.84の「北海道の指定事業所一覧に掲載がなく休止と整合する」</w:t>
             </w:r>
           </w:p>
         </w:tc>
@@ -6457,7 +6457,7 @@
                 <w:b w:val="0"/>
                 <w:sz w:val="18"/>
               </w:rPr>
-              <w:t>python-docx は Markdown を解釈しない</w:t>
+              <w:t>根拠として「整合する」を使っていた</w:t>
             </w:r>
           </w:p>
         </w:tc>
@@ -6477,7 +6477,7 @@
                 <w:b w:val="0"/>
                 <w:sz w:val="18"/>
               </w:rPr>
-              <w:t>`_runs()` でアスタリスク2つを分割して太字の run にする。段落・箇条書き・表のセルの全てを通す</w:t>
+              <w:t>「北海道の指定事業所一覧にも掲載がない」に改めた</w:t>
             </w:r>
           </w:p>
         </w:tc>
@@ -6501,7 +6501,7 @@
                 <w:b/>
                 <w:sz w:val="18"/>
               </w:rPr>
-              <w:t>割合の分母を取り違えていた</w:t>
+              <w:t>docx が Markdown を解釈せずアスタリスクが本文に出た</w:t>
             </w:r>
           </w:p>
         </w:tc>
@@ -6520,7 +6520,7 @@
                 <w:b w:val="0"/>
                 <w:sz w:val="18"/>
               </w:rPr>
-              <w:t>計画素案 第2章第4節の表が「生活動作の困りごとがある者のうち除雪を挙げた者 24.3％ 4,128票」となっていた</w:t>
+              <w:t>強調のつもりで書いたアスタリスク2つがそのまま印字されていた</w:t>
             </w:r>
           </w:p>
         </w:tc>
@@ -6539,7 +6539,7 @@
                 <w:b w:val="0"/>
                 <w:sz w:val="18"/>
               </w:rPr>
-              <w:t>24.3％の分母は回答者4,128票（該当数1,002人）であり、「困りごとがある者」（1,426〜1,679）ではない。表題と分母が食い違っていた</w:t>
+              <w:t>python-docx は Markdown を解釈しない</w:t>
             </w:r>
           </w:p>
         </w:tc>
@@ -6558,15 +6558,7 @@
                 <w:b w:val="0"/>
                 <w:sz w:val="18"/>
               </w:rPr>
-              <w:t>表題を「生活動作の困りごととして除雪を挙げた者」に改め、回答者に占める割合であること・該当数1,002人を注記した。</w:t>
-            </w:r>
-            <w:r>
-              <w:rPr>
-                <w:rFonts w:ascii="游ゴシック" w:hAnsi="游ゴシック" w:eastAsia="游ゴシック"/>
-                <w:b/>
-                <w:sz w:val="18"/>
-              </w:rPr>
-              <w:t>表題に「〜のうち」と書くときは、その分母が実際に使われているかを原典の該当数から逆算して確かめる</w:t>
+              <w:t>`_runs()` でアスタリスク2つを分割して太字の run にする。段落・箇条書き・表のセルの全てを通す</w:t>
             </w:r>
           </w:p>
         </w:tc>
@@ -6591,7 +6583,7 @@
                 <w:b/>
                 <w:sz w:val="18"/>
               </w:rPr>
-              <w:t>推計を実績のように書いていた</w:t>
+              <w:t>割合の分母を取り違えていた</w:t>
             </w:r>
           </w:p>
         </w:tc>
@@ -6611,7 +6603,7 @@
                 <w:b w:val="0"/>
                 <w:sz w:val="18"/>
               </w:rPr>
-              <w:t>9月業務報告が「認定者1,984人がどのサービスを使っているかを年報から求めました」と書いていた</w:t>
+              <w:t>計画素案 第2章第4節の表が「生活動作の困りごとがある者のうち除雪を挙げた者 24.3％ 4,128票」となっていた</w:t>
             </w:r>
           </w:p>
         </w:tc>
@@ -6631,7 +6623,7 @@
                 <w:b w:val="0"/>
                 <w:sz w:val="18"/>
               </w:rPr>
-              <w:t>実際は認定者数に利用率（見える化D45系列）を乗じた推計であり、年報の受給者実人数ではない。集計分析報告書 10シートの注3はそのことを書いていたが、業務報告に写す際に落ちた</w:t>
+              <w:t>24.3％の分母は回答者4,128票（該当数1,002人）であり、「困りごとがある者」（1,426〜1,679）ではない。表題と分母が食い違っていた</w:t>
             </w:r>
           </w:p>
         </w:tc>
@@ -6651,7 +6643,7 @@
                 <w:b w:val="0"/>
                 <w:sz w:val="18"/>
               </w:rPr>
-              <w:t>「推計しました」に改め、月平均の受給者実績とは算定の方法が異なり一致しないことを注記した。</w:t>
+              <w:t>表題を「生活動作の困りごととして除雪を挙げた者」に改め、回答者に占める割合であること・該当数1,002人を注記した。</w:t>
             </w:r>
             <w:r>
               <w:rPr>
@@ -6659,7 +6651,7 @@
                 <w:b/>
                 <w:sz w:val="18"/>
               </w:rPr>
-              <w:t>注記も併せて写す</w:t>
+              <w:t>表題に「〜のうち」と書くときは、その分母が実際に使われているかを原典の該当数から逆算して確かめる</w:t>
             </w:r>
           </w:p>
         </w:tc>
@@ -6683,7 +6675,7 @@
                 <w:b/>
                 <w:sz w:val="18"/>
               </w:rPr>
-              <w:t>同じ項目に2つの数値があった</w:t>
+              <w:t>推計を実績のように書いていた</w:t>
             </w:r>
           </w:p>
         </w:tc>
@@ -6702,7 +6694,7 @@
                 <w:b w:val="0"/>
                 <w:sz w:val="18"/>
               </w:rPr>
-              <w:t>②回答18施設の入所者数が、00シートでは536人、所見13では594人（入所率91.1％）となっていた</w:t>
+              <w:t>9月業務報告が「認定者1,984人がどのサービスを使っているかを年報から求めました」と書いていた</w:t>
             </w:r>
           </w:p>
         </w:tc>
@@ -6721,7 +6713,7 @@
                 <w:b w:val="0"/>
                 <w:sz w:val="18"/>
               </w:rPr>
-              <w:t>入所欄の記入がない1施設があり、要介護度別の内訳58人で補うかどうかで2通りになる。どちらを使うかを書いていなかった</w:t>
+              <w:t>実際は認定者数に利用率（見える化D45系列）を乗じた推計であり、年報の受給者実人数ではない。集計分析報告書 10シートの注3はそのことを書いていたが、業務報告に写す際に落ちた</w:t>
             </w:r>
           </w:p>
         </w:tc>
@@ -6740,7 +6732,15 @@
                 <w:b w:val="0"/>
                 <w:sz w:val="18"/>
               </w:rPr>
-              <w:t>両方を併記し、どちらを用いるかの決定を要することを明記した（点検事項No.32）。業務報告の前回比較の表からは入所者数を外した</w:t>
+              <w:t>「推計しました」に改め、月平均の受給者実績とは算定の方法が異なり一致しないことを注記した。</w:t>
+            </w:r>
+            <w:r>
+              <w:rPr>
+                <w:rFonts w:ascii="游ゴシック" w:hAnsi="游ゴシック" w:eastAsia="游ゴシック"/>
+                <w:b/>
+                <w:sz w:val="18"/>
+              </w:rPr>
+              <w:t>注記も併せて写す</w:t>
             </w:r>
           </w:p>
         </w:tc>
@@ -6765,7 +6765,7 @@
                 <w:b/>
                 <w:sz w:val="18"/>
               </w:rPr>
-              <w:t>存在しない章節を反映先としていた</w:t>
+              <w:t>同じ項目に2つの数値があった</w:t>
             </w:r>
           </w:p>
         </w:tc>
@@ -6785,7 +6785,7 @@
                 <w:b w:val="0"/>
                 <w:sz w:val="18"/>
               </w:rPr>
-              <w:t>所見6・10・11・12の反映先を「第3章第5節」としていたが、計画素案の第3章は第4節までであり当該節は存在しない</w:t>
+              <w:t>②回答18施設の入所者数が、00シートでは536人、所見13では594人（入所率91.1％）となっていた</w:t>
             </w:r>
           </w:p>
         </w:tc>
@@ -6805,7 +6805,7 @@
                 <w:b w:val="0"/>
                 <w:sz w:val="18"/>
               </w:rPr>
-              <w:t>反映先を素案の章節の一覧と突き合わせていなかった。介護人材の記述は第2章第6節にある</w:t>
+              <w:t>入所欄の記入がない1施設があり、要介護度別の内訳58人で補うかどうかで2通りになる。どちらを使うかを書いていなかった</w:t>
             </w:r>
           </w:p>
         </w:tc>
@@ -6825,15 +6825,7 @@
                 <w:b w:val="0"/>
                 <w:sz w:val="18"/>
               </w:rPr>
-              <w:t>4件の反映先を第2章第6節に改めた。</w:t>
-            </w:r>
-            <w:r>
-              <w:rPr>
-                <w:rFonts w:ascii="游ゴシック" w:hAnsi="游ゴシック" w:eastAsia="游ゴシック"/>
-                <w:b/>
-                <w:sz w:val="18"/>
-              </w:rPr>
-              <w:t>所見6は既に第2章第6節に反映済みであったにもかかわらず、存在しない節を見に行っていたため「着手可」のまま残っていた</w:t>
+              <w:t>両方を併記し、どちらを用いるかの決定を要することを明記した（点検事項No.32）。業務報告の前回比較の表からは入所者数を外した</w:t>
             </w:r>
           </w:p>
         </w:tc>
@@ -6857,7 +6849,7 @@
                 <w:b/>
                 <w:sz w:val="18"/>
               </w:rPr>
-              <w:t>発注者提出用に当方の内部の仕組みが出ていた</w:t>
+              <w:t>存在しない章節を反映先としていた</w:t>
             </w:r>
           </w:p>
         </w:tc>
@@ -6876,7 +6868,7 @@
                 <w:b w:val="0"/>
                 <w:sz w:val="18"/>
               </w:rPr>
-              <w:t>9月業務報告に「集計値は data_survey_jages.py に収めています」「固定値では書いていません」「個票がなくても再現できます」「計画素案の記述が薄かった3節のうち1節が埋まりました」が出ていた</w:t>
+              <w:t>所見6・10・11・12の反映先を「第3章第5節」としていたが、計画素案の第3章は第4節までであり当該節は存在しない</w:t>
             </w:r>
           </w:p>
         </w:tc>
@@ -6895,7 +6887,7 @@
                 <w:b w:val="0"/>
                 <w:sz w:val="18"/>
               </w:rPr>
-              <w:t>社内向けの書き方をそのまま発注者提出用に持ち込んだ</w:t>
+              <w:t>反映先を素案の章節の一覧と突き合わせていなかった。介護人材の記述は第2章第6節にある</w:t>
             </w:r>
           </w:p>
         </w:tc>
@@ -6914,7 +6906,7 @@
                 <w:b w:val="0"/>
                 <w:sz w:val="18"/>
               </w:rPr>
-              <w:t>いずれも落とした。</w:t>
+              <w:t>4件の反映先を第2章第6節に改めた。</w:t>
             </w:r>
             <w:r>
               <w:rPr>
@@ -6922,15 +6914,7 @@
                 <w:b/>
                 <w:sz w:val="18"/>
               </w:rPr>
-              <w:t>「収める」は当方の作業の語であり、発注者に対しては「確認する」</w:t>
-            </w:r>
-            <w:r>
-              <w:rPr>
-                <w:rFonts w:ascii="游ゴシック" w:hAnsi="游ゴシック" w:eastAsia="游ゴシック"/>
-                <w:b w:val="0"/>
-                <w:sz w:val="18"/>
-              </w:rPr>
-              <w:t>。作業日の細かい日付も本文からは落とした（CLAUDE.md §1）</w:t>
+              <w:t>所見6は既に第2章第6節に反映済みであったにもかかわらず、存在しない節を見に行っていたため「着手可」のまま残っていた</w:t>
             </w:r>
           </w:p>
         </w:tc>
@@ -6955,7 +6939,7 @@
                 <w:b/>
                 <w:sz w:val="18"/>
               </w:rPr>
-              <w:t>在籍と受給の表が12分の1になっていた</w:t>
+              <w:t>発注者提出用に当方の内部の仕組みが出ていた</w:t>
             </w:r>
           </w:p>
         </w:tc>
@@ -6975,7 +6959,7 @@
                 <w:b w:val="0"/>
                 <w:sz w:val="18"/>
               </w:rPr>
-              <w:t>9月業務報告の「施設の在籍者と保険者の受給者」の表が、受給を月平均の12分の1（老健134.1→11.2人／月）で出しており、在籍の列そのものが落ちていた</w:t>
+              <w:t>9月業務報告に「集計値は data_survey_jages.py に収めています」「固定値では書いていません」「個票がなくても再現できます」「計画素案の記述が薄かった3節のうち1節が埋まりました」が出ていた</w:t>
             </w:r>
           </w:p>
         </w:tc>
@@ -6995,7 +6979,7 @@
                 <w:b w:val="0"/>
                 <w:sz w:val="18"/>
               </w:rPr>
-              <w:t>`SHISETSU_M` が既に月平均であるのに、もう一度12で除していた。在籍を組み立てる途中の行が使われないまま残っていた</w:t>
+              <w:t>社内向けの書き方をそのまま発注者提出用に持ち込んだ</w:t>
             </w:r>
           </w:p>
         </w:tc>
@@ -7015,7 +6999,7 @@
                 <w:b w:val="0"/>
                 <w:sz w:val="18"/>
               </w:rPr>
-              <w:t>集計分析報告書 10シートの実物（在籍・受給・差・見方）を読む形に改めた。</w:t>
+              <w:t>いずれも落とした。</w:t>
             </w:r>
             <w:r>
               <w:rPr>
@@ -7023,7 +7007,7 @@
                 <w:b/>
                 <w:sz w:val="18"/>
               </w:rPr>
-              <w:t>表の値が算定と一致することを自己点検で確かめる</w:t>
+              <w:t>「収める」は当方の作業の語であり、発注者に対しては「確認する」</w:t>
             </w:r>
             <w:r>
               <w:rPr>
@@ -7031,7 +7015,7 @@
                 <w:b w:val="0"/>
                 <w:sz w:val="18"/>
               </w:rPr>
-              <w:t>（一致しなければ終了コード1）</w:t>
+              <w:t>。作業日の細かい日付も本文からは落とした（CLAUDE.md §1）</w:t>
             </w:r>
           </w:p>
         </w:tc>
@@ -7055,7 +7039,7 @@
                 <w:b/>
                 <w:sz w:val="18"/>
               </w:rPr>
-              <w:t>14シートの行が1件も読めなかった</w:t>
+              <w:t>在籍と受給の表が12分の1になっていた</w:t>
             </w:r>
           </w:p>
         </w:tc>
@@ -7074,7 +7058,7 @@
                 <w:b w:val="0"/>
                 <w:sz w:val="18"/>
               </w:rPr>
-              <w:t>本書と同時に作った9月業務報告で、補完と解消の件数が0件になり自己点検が不適合になった</w:t>
+              <w:t>9月業務報告の「施設の在籍者と保険者の受給者」の表が、受給を月平均の12分の1（老健134.1→11.2人／月）で出しており、在籍の列そのものが落ちていた</w:t>
             </w:r>
           </w:p>
         </w:tc>
@@ -7093,7 +7077,7 @@
                 <w:b w:val="0"/>
                 <w:sz w:val="18"/>
               </w:rPr>
-              <w:t>No.の列が文字列であるのに `isinstance(row[0], int)` で拾っていた</w:t>
+              <w:t>`SHISETSU_M` が既に月平均であるのに、もう一度12で除していた。在籍を組み立てる途中の行が使われないまま残っていた</w:t>
             </w:r>
           </w:p>
         </w:tc>
@@ -7112,7 +7096,7 @@
                 <w:b w:val="0"/>
                 <w:sz w:val="18"/>
               </w:rPr>
-              <w:t>`str(row[0]).isdigit()` に改めた。</w:t>
+              <w:t>集計分析報告書 10シートの実物（在籍・受給・差・見方）を読む形に改めた。</w:t>
             </w:r>
             <w:r>
               <w:rPr>
@@ -7120,7 +7104,15 @@
                 <w:b/>
                 <w:sz w:val="18"/>
               </w:rPr>
-              <w:t>自己点検が働いて気づいた</w:t>
+              <w:t>表の値が算定と一致することを自己点検で確かめる</w:t>
+            </w:r>
+            <w:r>
+              <w:rPr>
+                <w:rFonts w:ascii="游ゴシック" w:hAnsi="游ゴシック" w:eastAsia="游ゴシック"/>
+                <w:b w:val="0"/>
+                <w:sz w:val="18"/>
+              </w:rPr>
+              <w:t>（一致しなければ終了コード1）</w:t>
             </w:r>
           </w:p>
         </w:tc>
@@ -7145,7 +7137,7 @@
                 <w:b/>
                 <w:sz w:val="18"/>
               </w:rPr>
-              <w:t>割合の分母を回収票数のままにしていた</w:t>
+              <w:t>14シートの行が1件も読めなかった</w:t>
             </w:r>
           </w:p>
         </w:tc>
@@ -7165,7 +7157,7 @@
                 <w:b w:val="0"/>
                 <w:sz w:val="18"/>
               </w:rPr>
-              <w:t>在宅生活の維持が困難な者の割合を72人÷99票＝72.7％と書いていた箇所と、72人÷有効回答98票＝73.5％と書いていた箇所が同じ報告書の中に併存していた</w:t>
+              <w:t>本書と同時に作った9月業務報告で、補完と解消の件数が0件になり自己点検が不適合になった</w:t>
             </w:r>
           </w:p>
         </w:tc>
@@ -7185,7 +7177,7 @@
                 <w:b w:val="0"/>
                 <w:sz w:val="18"/>
               </w:rPr>
-              <w:t>02シートの本表は有効回答98票を分母としていたのに、00シートの要約・注記・11シート・12シートへ写すときに回収票数99票で割った値を書いていた</w:t>
+              <w:t>No.の列が文字列であるのに `isinstance(row[0], int)` で拾っていた</w:t>
             </w:r>
           </w:p>
         </w:tc>
@@ -7202,18 +7194,18 @@
             <w:r>
               <w:rPr>
                 <w:rFonts w:ascii="游ゴシック" w:hAnsi="游ゴシック" w:eastAsia="游ゴシック"/>
+                <w:b w:val="0"/>
+                <w:sz w:val="18"/>
+              </w:rPr>
+              <w:t>`str(row[0]).isdigit()` に改めた。</w:t>
+            </w:r>
+            <w:r>
+              <w:rPr>
+                <w:rFonts w:ascii="游ゴシック" w:hAnsi="游ゴシック" w:eastAsia="游ゴシック"/>
                 <w:b/>
                 <w:sz w:val="18"/>
               </w:rPr>
-              <w:t>設問ごとの有効回答から割合を計算する形に改めた</w:t>
-            </w:r>
-            <w:r>
-              <w:rPr>
-                <w:rFonts w:ascii="游ゴシック" w:hAnsi="游ゴシック" w:eastAsia="游ゴシック"/>
-                <w:b w:val="0"/>
-                <w:sz w:val="18"/>
-              </w:rPr>
-              <w:t>（無回答1票は分母から除く）。回収票数を分母とする値が本文に残っていないことを自己点検で確かめる</w:t>
+              <w:t>自己点検が働いて気づいた</w:t>
             </w:r>
           </w:p>
         </w:tc>
@@ -7237,7 +7229,7 @@
                 <w:b/>
                 <w:sz w:val="18"/>
               </w:rPr>
-              <w:t>要介護度の有効回答を別の設問の分母に流用していた</w:t>
+              <w:t>割合の分母を回収票数のままにしていた</w:t>
             </w:r>
           </w:p>
         </w:tc>
@@ -7256,7 +7248,7 @@
                 <w:b w:val="0"/>
                 <w:sz w:val="18"/>
               </w:rPr>
-              <w:t>代表KPI H12（区域内で提供できないサービスが必要と判断された利用者の割合）を20票÷98票＝20.4％としていた</w:t>
+              <w:t>在宅生活の維持が困難な者の割合を72人÷99票＝72.7％と書いていた箇所と、72人÷有効回答98票＝73.5％と書いていた箇所が同じ報告書の中に併存していた</w:t>
             </w:r>
           </w:p>
         </w:tc>
@@ -7275,7 +7267,7 @@
                 <w:b w:val="0"/>
                 <w:sz w:val="18"/>
               </w:rPr>
-              <w:t>98票は要介護度の有効回答であり、H12が用いる問3の有効回答は99票である。要介護度はH12の分母の条件ではない</w:t>
+              <w:t>02シートの本表は有効回答98票を分母としていたのに、00シートの要約・注記・11シート・12シートへ写すときに回収票数99票で割った値を書いていた</w:t>
             </w:r>
           </w:p>
         </w:tc>
@@ -7291,18 +7283,18 @@
             <w:r>
               <w:rPr>
                 <w:rFonts w:ascii="游ゴシック" w:hAnsi="游ゴシック" w:eastAsia="游ゴシック"/>
+                <w:b/>
+                <w:sz w:val="18"/>
+              </w:rPr>
+              <w:t>設問ごとの有効回答から割合を計算する形に改めた</w:t>
+            </w:r>
+            <w:r>
+              <w:rPr>
+                <w:rFonts w:ascii="游ゴシック" w:hAnsi="游ゴシック" w:eastAsia="游ゴシック"/>
                 <w:b w:val="0"/>
                 <w:sz w:val="18"/>
               </w:rPr>
-              <w:t>20票÷99票＝20.2％に改めた。</w:t>
-            </w:r>
-            <w:r>
-              <w:rPr>
-                <w:rFonts w:ascii="游ゴシック" w:hAnsi="游ゴシック" w:eastAsia="游ゴシック"/>
-                <w:b/>
-                <w:sz w:val="18"/>
-              </w:rPr>
-              <w:t>分母は「その設問に回答した票」であることを確かめる</w:t>
+              <w:t>（無回答1票は分母から除く）。回収票数を分母とする値が本文に残っていないことを自己点検で確かめる</w:t>
             </w:r>
           </w:p>
         </w:tc>
@@ -7327,7 +7319,7 @@
                 <w:b/>
                 <w:sz w:val="18"/>
               </w:rPr>
-              <w:t>代表KPIの定義が計画素案の中で新旧併存していた</w:t>
+              <w:t>要介護度の有効回答を別の設問の分母に流用していた</w:t>
             </w:r>
           </w:p>
         </w:tc>
@@ -7347,7 +7339,7 @@
                 <w:b w:val="0"/>
                 <w:sz w:val="18"/>
               </w:rPr>
-              <w:t>第5章第3節では代理指標へ振り替えた定義（算定可）を掲げる一方、各基本目標の達成目標と資料1には当初の定義と「算定不可」が残っていた（H06・H07・H08・H12・H16）</w:t>
+              <w:t>代表KPI H12（区域内で提供できないサービスが必要と判断された利用者の割合）を20票÷98票＝20.4％としていた</w:t>
             </w:r>
           </w:p>
         </w:tc>
@@ -7367,7 +7359,7 @@
                 <w:b w:val="0"/>
                 <w:sz w:val="18"/>
               </w:rPr>
-              <w:t>KPIの名称・定義・算式・基準値を表ごとに書いていた</w:t>
+              <w:t>98票は要介護度の有効回答であり、H12が用いる問3の有効回答は99票である。要介護度はH12の分母の条件ではない</w:t>
             </w:r>
           </w:p>
         </w:tc>
@@ -7384,10 +7376,18 @@
             <w:r>
               <w:rPr>
                 <w:rFonts w:ascii="游ゴシック" w:hAnsi="游ゴシック" w:eastAsia="游ゴシック"/>
+                <w:b w:val="0"/>
+                <w:sz w:val="18"/>
+              </w:rPr>
+              <w:t>20票÷99票＝20.2％に改めた。</w:t>
+            </w:r>
+            <w:r>
+              <w:rPr>
+                <w:rFonts w:ascii="游ゴシック" w:hAnsi="游ゴシック" w:eastAsia="游ゴシック"/>
                 <w:b/>
                 <w:sz w:val="18"/>
               </w:rPr>
-              <w:t>代表KPIの定義を1つの辞書にまとめ、第5章第3節・各基本目標の達成目標・資料1のすべてがそこから引く形に改めた</w:t>
+              <w:t>分母は「その設問に回答した票」であることを確かめる</w:t>
             </w:r>
           </w:p>
         </w:tc>
@@ -7411,7 +7411,7 @@
                 <w:b/>
                 <w:sz w:val="18"/>
               </w:rPr>
-              <w:t>目標年度と未達幅が対応していなかった</w:t>
+              <w:t>代表KPIの定義が計画素案の中で新旧併存していた</w:t>
             </w:r>
           </w:p>
         </w:tc>
@@ -7430,7 +7430,7 @@
                 <w:b w:val="0"/>
                 <w:sz w:val="18"/>
               </w:rPr>
-              <w:t>通いの場参加率について、第9期目標を「10.0％（令和8年度）」と掲げながら「0.2ポイント未達」と書いていた（差は1.2ポイント）</w:t>
+              <w:t>第5章第3節では代理指標へ振り替えた定義（算定可）を掲げる一方、各基本目標の達成目標と資料1には当初の定義と「算定不可」が残っていた（H06・H07・H08・H12・H16）</w:t>
             </w:r>
           </w:p>
         </w:tc>
@@ -7449,7 +7449,7 @@
                 <w:b w:val="0"/>
                 <w:sz w:val="18"/>
               </w:rPr>
-              <w:t>0.2ポイントは令和7年度の中間目標9.0％との差である。同じ素案の別の表（第3章第1節）は正しく令和7年度目標と比べていた</w:t>
+              <w:t>KPIの名称・定義・算式・基準値を表ごとに書いていた</w:t>
             </w:r>
           </w:p>
         </w:tc>
@@ -7465,18 +7465,10 @@
             <w:r>
               <w:rPr>
                 <w:rFonts w:ascii="游ゴシック" w:hAnsi="游ゴシック" w:eastAsia="游ゴシック"/>
-                <w:b w:val="0"/>
-                <w:sz w:val="18"/>
-              </w:rPr>
-              <w:t>実績の年度と同じ年度の目標と比べる形に統一した。</w:t>
-            </w:r>
-            <w:r>
-              <w:rPr>
-                <w:rFonts w:ascii="游ゴシック" w:hAnsi="游ゴシック" w:eastAsia="游ゴシック"/>
                 <w:b/>
                 <w:sz w:val="18"/>
               </w:rPr>
-              <w:t>「未達○ポイント」は目標値と実績の差で検算する</w:t>
+              <w:t>代表KPIの定義を1つの辞書にまとめ、第5章第3節・各基本目標の達成目標・資料1のすべてがそこから引く形に改めた</w:t>
             </w:r>
           </w:p>
         </w:tc>
@@ -7501,7 +7493,7 @@
                 <w:b/>
                 <w:sz w:val="18"/>
               </w:rPr>
-              <w:t>同じKPI番号に別の調査の値を基準値として置いていた</w:t>
+              <w:t>目標年度と未達幅が対応していなかった</w:t>
             </w:r>
           </w:p>
         </w:tc>
@@ -7521,7 +7513,7 @@
                 <w:b w:val="0"/>
                 <w:sz w:val="18"/>
               </w:rPr>
-              <w:t>H06（在宅生活継続困難割合）の基準値が、①在宅生活改善調査による73.5％と、④健康とくらしの調査の0.6％の2通りあった</w:t>
+              <w:t>通いの場参加率について、第9期目標を「10.0％（令和8年度）」と掲げながら「0.2ポイント未達」と書いていた（差は1.2ポイント）</w:t>
             </w:r>
           </w:p>
         </w:tc>
@@ -7541,7 +7533,7 @@
                 <w:b w:val="0"/>
                 <w:sz w:val="18"/>
               </w:rPr>
-              <w:t>母集団・設問・分母の違う値を、同じKPIの「基準値」という語で並べていた</w:t>
+              <w:t>0.2ポイントは令和7年度の中間目標9.0％との差である。同じ素案の別の表（第3章第1節）は正しく令和7年度目標と比べていた</w:t>
             </w:r>
           </w:p>
         </w:tc>
@@ -7561,7 +7553,7 @@
                 <w:b w:val="0"/>
                 <w:sz w:val="18"/>
               </w:rPr>
-              <w:t>④の値を</w:t>
+              <w:t>実績の年度と同じ年度の目標と比べる形に統一した。</w:t>
             </w:r>
             <w:r>
               <w:rPr>
@@ -7569,15 +7561,7 @@
                 <w:b/>
                 <w:sz w:val="18"/>
               </w:rPr>
-              <w:t>補完指標</w:t>
-            </w:r>
-            <w:r>
-              <w:rPr>
-                <w:rFonts w:ascii="游ゴシック" w:hAnsi="游ゴシック" w:eastAsia="游ゴシック"/>
-                <w:b w:val="0"/>
-                <w:sz w:val="18"/>
-              </w:rPr>
-              <w:t>と改め、H06の基準値は①によることを明記した。H14も「採用率と離職率の差」と勤続1年未満19.9％を書き分けた</w:t>
+              <w:t>「未達○ポイント」は目標値と実績の差で検算する</w:t>
             </w:r>
           </w:p>
         </w:tc>
@@ -7601,7 +7585,7 @@
                 <w:b/>
                 <w:sz w:val="18"/>
               </w:rPr>
-              <w:t>同じ割合に2つの分母があった</w:t>
+              <w:t>同じKPI番号に別の調査の値を基準値として置いていた</w:t>
             </w:r>
           </w:p>
         </w:tc>
@@ -7620,7 +7604,7 @@
                 <w:b w:val="0"/>
                 <w:sz w:val="18"/>
               </w:rPr>
-              <w:t>外国人職員の割合が11.6％（施設・通所系319人）と10.6％（回答全体348人）の2通りあり、概要と本文は11.6％、詳細表は10.6％を使っていた</w:t>
+              <w:t>H06（在宅生活継続困難割合）の基準値が、①在宅生活改善調査による73.5％と、④健康とくらしの調査の0.6％の2通りあった</w:t>
             </w:r>
           </w:p>
         </w:tc>
@@ -7639,7 +7623,7 @@
                 <w:b w:val="0"/>
                 <w:sz w:val="18"/>
               </w:rPr>
-              <w:t>外国人職員37人が全員施設・通所系であることを分母に反映した箇所と、回答全体で割った箇所が混在していた</w:t>
+              <w:t>母集団・設問・分母の違う値を、同じKPIの「基準値」という語で並べていた</w:t>
             </w:r>
           </w:p>
         </w:tc>
@@ -7655,10 +7639,26 @@
             <w:r>
               <w:rPr>
                 <w:rFonts w:ascii="游ゴシック" w:hAnsi="游ゴシック" w:eastAsia="游ゴシック"/>
+                <w:b w:val="0"/>
+                <w:sz w:val="18"/>
+              </w:rPr>
+              <w:t>④の値を</w:t>
+            </w:r>
+            <w:r>
+              <w:rPr>
+                <w:rFonts w:ascii="游ゴシック" w:hAnsi="游ゴシック" w:eastAsia="游ゴシック"/>
                 <w:b/>
                 <w:sz w:val="18"/>
               </w:rPr>
-              <w:t>施設・通所系319人を分母とする11.6％を主指標とし、10.6％は参考値と明記した</w:t>
+              <w:t>補完指標</w:t>
+            </w:r>
+            <w:r>
+              <w:rPr>
+                <w:rFonts w:ascii="游ゴシック" w:hAnsi="游ゴシック" w:eastAsia="游ゴシック"/>
+                <w:b w:val="0"/>
+                <w:sz w:val="18"/>
+              </w:rPr>
+              <w:t>と改め、H06の基準値は①によることを明記した。H14も「採用率と離職率の差」と勤続1年未満19.9％を書き分けた</w:t>
             </w:r>
           </w:p>
         </w:tc>
@@ -7683,7 +7683,7 @@
                 <w:b/>
                 <w:sz w:val="18"/>
               </w:rPr>
-              <w:t>時点の違う値を足した割合を確定値として書いていた</w:t>
+              <w:t>同じ割合に2つの分母があった</w:t>
             </w:r>
           </w:p>
         </w:tc>
@@ -7703,7 +7703,7 @@
                 <w:b w:val="0"/>
                 <w:sz w:val="18"/>
               </w:rPr>
-              <w:t>特定施設の入居率98.7％が、表の中の定員158人からは再計算できなかった（154÷158＝97.5％）。さわやか東神楽館の入居率も97人／100人であるのに100.0％としていた</w:t>
+              <w:t>外国人職員の割合が11.6％（施設・通所系319人）と10.6％（回答全体348人）の2通りあり、概要と本文は11.6％、詳細表は10.6％を使っていた</w:t>
             </w:r>
           </w:p>
         </w:tc>
@@ -7723,7 +7723,7 @@
                 <w:b w:val="0"/>
                 <w:sz w:val="18"/>
               </w:rPr>
-              <w:t>令和7年4月1日現在の2施設と令和7年10月6日現在の1施設を足し、分母だけ北海道の名簿による156人を使っていた</w:t>
+              <w:t>外国人職員37人が全員施設・通所系であることを分母に反映した箇所と、回答全体で割った箇所が混在していた</w:t>
             </w:r>
           </w:p>
         </w:tc>
@@ -7743,15 +7743,7 @@
                 <w:b/>
                 <w:sz w:val="18"/>
               </w:rPr>
-              <w:t>施設別の入居率を主とし、合計は参考値と明記した</w:t>
-            </w:r>
-            <w:r>
-              <w:rPr>
-                <w:rFonts w:ascii="游ゴシック" w:hAnsi="游ゴシック" w:eastAsia="游ゴシック"/>
-                <w:b w:val="0"/>
-                <w:sz w:val="18"/>
-              </w:rPr>
-              <w:t>。調査の自己申告の定員158人と名簿の156人の差2人も表に示した</w:t>
+              <w:t>施設・通所系319人を分母とする11.6％を主指標とし、10.6％は参考値と明記した</w:t>
             </w:r>
           </w:p>
         </w:tc>
@@ -7775,6 +7767,96 @@
                 <w:b/>
                 <w:sz w:val="18"/>
               </w:rPr>
+              <w:t>時点の違う値を足した割合を確定値として書いていた</w:t>
+            </w:r>
+          </w:p>
+        </w:tc>
+        <w:tc>
+          <w:tcPr>
+            <w:tcW w:type="dxa" w:w="2608"/>
+            <w:vAlign w:val="center"/>
+          </w:tcPr>
+          <w:p>
+            <w:pPr>
+              <w:spacing w:after="0"/>
+            </w:pPr>
+            <w:r>
+              <w:rPr>
+                <w:rFonts w:ascii="游ゴシック" w:hAnsi="游ゴシック" w:eastAsia="游ゴシック"/>
+                <w:b w:val="0"/>
+                <w:sz w:val="18"/>
+              </w:rPr>
+              <w:t>特定施設の入居率98.7％が、表の中の定員158人からは再計算できなかった（154÷158＝97.5％）。さわやか東神楽館の入居率も97人／100人であるのに100.0％としていた</w:t>
+            </w:r>
+          </w:p>
+        </w:tc>
+        <w:tc>
+          <w:tcPr>
+            <w:tcW w:type="dxa" w:w="2041"/>
+            <w:vAlign w:val="center"/>
+          </w:tcPr>
+          <w:p>
+            <w:pPr>
+              <w:spacing w:after="0"/>
+            </w:pPr>
+            <w:r>
+              <w:rPr>
+                <w:rFonts w:ascii="游ゴシック" w:hAnsi="游ゴシック" w:eastAsia="游ゴシック"/>
+                <w:b w:val="0"/>
+                <w:sz w:val="18"/>
+              </w:rPr>
+              <w:t>令和7年4月1日現在の2施設と令和7年10月6日現在の1施設を足し、分母だけ北海道の名簿による156人を使っていた</w:t>
+            </w:r>
+          </w:p>
+        </w:tc>
+        <w:tc>
+          <w:tcPr>
+            <w:tcW w:type="dxa" w:w="3175"/>
+            <w:vAlign w:val="center"/>
+          </w:tcPr>
+          <w:p>
+            <w:pPr>
+              <w:spacing w:after="0"/>
+            </w:pPr>
+            <w:r>
+              <w:rPr>
+                <w:rFonts w:ascii="游ゴシック" w:hAnsi="游ゴシック" w:eastAsia="游ゴシック"/>
+                <w:b/>
+                <w:sz w:val="18"/>
+              </w:rPr>
+              <w:t>施設別の入居率を主とし、合計は参考値と明記した</w:t>
+            </w:r>
+            <w:r>
+              <w:rPr>
+                <w:rFonts w:ascii="游ゴシック" w:hAnsi="游ゴシック" w:eastAsia="游ゴシック"/>
+                <w:b w:val="0"/>
+                <w:sz w:val="18"/>
+              </w:rPr>
+              <w:t>。調査の自己申告の定員158人と名簿の156人の差2人も表に示した</w:t>
+            </w:r>
+          </w:p>
+        </w:tc>
+      </w:tr>
+      <w:tr>
+        <w:trPr>
+          <w:cantSplit/>
+        </w:trPr>
+        <w:tc>
+          <w:tcPr>
+            <w:tcW w:type="dxa" w:w="1928"/>
+            <w:shd w:val="clear" w:color="auto" w:fill="F2F5FA"/>
+            <w:vAlign w:val="center"/>
+          </w:tcPr>
+          <w:p>
+            <w:pPr>
+              <w:spacing w:after="0"/>
+            </w:pPr>
+            <w:r>
+              <w:rPr>
+                <w:rFonts w:ascii="游ゴシック" w:hAnsi="游ゴシック" w:eastAsia="游ゴシック"/>
+                <w:b/>
+                <w:sz w:val="18"/>
+              </w:rPr>
               <w:t>同じ「入所者」の語で3通りの数が現れていた</w:t>
             </w:r>
           </w:p>
@@ -7782,6 +7864,7 @@
         <w:tc>
           <w:tcPr>
             <w:tcW w:type="dxa" w:w="2608"/>
+            <w:shd w:val="clear" w:color="auto" w:fill="F2F5FA"/>
             <w:vAlign w:val="center"/>
           </w:tcPr>
           <w:p>
@@ -7801,6 +7884,7 @@
         <w:tc>
           <w:tcPr>
             <w:tcW w:type="dxa" w:w="2041"/>
+            <w:shd w:val="clear" w:color="auto" w:fill="F2F5FA"/>
             <w:vAlign w:val="center"/>
           </w:tcPr>
           <w:p>
@@ -7820,6 +7904,7 @@
         <w:tc>
           <w:tcPr>
             <w:tcW w:type="dxa" w:w="3175"/>
+            <w:shd w:val="clear" w:color="auto" w:fill="F2F5FA"/>
             <w:vAlign w:val="center"/>
           </w:tcPr>
           <w:p>
@@ -9943,7 +10028,7 @@
                 <w:b w:val="0"/>
                 <w:sz w:val="18"/>
               </w:rPr>
-              <w:t>突合 11件・9月業務報告 39件</w:t>
+              <w:t>突合 11件・9月業務報告 40件</w:t>
             </w:r>
           </w:p>
         </w:tc>
@@ -10623,7 +10708,7 @@
                 <w:b w:val="0"/>
                 <w:sz w:val="18"/>
               </w:rPr>
-              <w:t>21件</w:t>
+              <w:t>22件</w:t>
             </w:r>
           </w:p>
         </w:tc>

--- a/output/第10期計画_アンケート分析_点検箇所と手順.docx
+++ b/output/第10期計画_アンケート分析_点検箇所と手順.docx
@@ -3974,7 +3974,7 @@
           <w:b w:val="0"/>
           <w:sz w:val="21"/>
         </w:rPr>
-        <w:t>計画素案は現在 928段落145表36図 です。</w:t>
+        <w:t>計画素案は現在 943段落147表36図 です。</w:t>
       </w:r>
     </w:p>
     <w:p>
@@ -10368,7 +10368,7 @@
                 <w:b w:val="0"/>
                 <w:sz w:val="18"/>
               </w:rPr>
-              <w:t>928段落145表36図</w:t>
+              <w:t>943段落147表36図</w:t>
             </w:r>
           </w:p>
         </w:tc>

--- a/output/第10期計画_アンケート分析_点検箇所と手順.docx
+++ b/output/第10期計画_アンケート分析_点検箇所と手順.docx
@@ -3974,7 +3974,7 @@
           <w:b w:val="0"/>
           <w:sz w:val="21"/>
         </w:rPr>
-        <w:t>計画素案は現在 943段落147表36図 です。</w:t>
+        <w:t>計画素案は現在 928段落143表36図 です。</w:t>
       </w:r>
     </w:p>
     <w:p>
@@ -10368,7 +10368,7 @@
                 <w:b w:val="0"/>
                 <w:sz w:val="18"/>
               </w:rPr>
-              <w:t>943段落147表36図</w:t>
+              <w:t>928段落143表36図</w:t>
             </w:r>
           </w:p>
         </w:tc>

--- a/output/第10期計画_アンケート分析_点検箇所と手順.docx
+++ b/output/第10期計画_アンケート分析_点検箇所と手順.docx
@@ -3974,7 +3974,7 @@
           <w:b w:val="0"/>
           <w:sz w:val="21"/>
         </w:rPr>
-        <w:t>計画素案は現在 928段落143表36図 です。</w:t>
+        <w:t>計画素案は現在 942段落145表36図 です。</w:t>
       </w:r>
     </w:p>
     <w:p>
@@ -10368,7 +10368,7 @@
                 <w:b w:val="0"/>
                 <w:sz w:val="18"/>
               </w:rPr>
-              <w:t>928段落143表36図</w:t>
+              <w:t>942段落145表36図</w:t>
             </w:r>
           </w:p>
         </w:tc>

--- a/output/第10期計画_アンケート分析_点検箇所と手順.docx
+++ b/output/第10期計画_アンケート分析_点検箇所と手順.docx
@@ -3974,7 +3974,7 @@
           <w:b w:val="0"/>
           <w:sz w:val="21"/>
         </w:rPr>
-        <w:t>計画素案は現在 942段落145表36図 です。</w:t>
+        <w:t>計画素案は現在 949段落146表36図 です。</w:t>
       </w:r>
     </w:p>
     <w:p>
@@ -10368,7 +10368,7 @@
                 <w:b w:val="0"/>
                 <w:sz w:val="18"/>
               </w:rPr>
-              <w:t>942段落145表36図</w:t>
+              <w:t>949段落146表36図</w:t>
             </w:r>
           </w:p>
         </w:tc>

--- a/output/第10期計画_アンケート分析_点検箇所と手順.docx
+++ b/output/第10期計画_アンケート分析_点検箇所と手順.docx
@@ -3974,7 +3974,7 @@
           <w:b w:val="0"/>
           <w:sz w:val="21"/>
         </w:rPr>
-        <w:t>計画素案は現在 949段落146表36図 です。</w:t>
+        <w:t>計画素案は現在 951段落146表36図 です。</w:t>
       </w:r>
     </w:p>
     <w:p>
@@ -10368,7 +10368,7 @@
                 <w:b w:val="0"/>
                 <w:sz w:val="18"/>
               </w:rPr>
-              <w:t>949段落146表36図</w:t>
+              <w:t>951段落146表36図</w:t>
             </w:r>
           </w:p>
         </w:tc>

--- a/output/第10期計画_アンケート分析_点検箇所と手順.docx
+++ b/output/第10期計画_アンケート分析_点検箇所と手順.docx
@@ -3974,7 +3974,7 @@
           <w:b w:val="0"/>
           <w:sz w:val="21"/>
         </w:rPr>
-        <w:t>計画素案は現在 951段落146表36図 です。</w:t>
+        <w:t>計画素案は現在 973段落148表36図 です。</w:t>
       </w:r>
     </w:p>
     <w:p>
@@ -10368,7 +10368,7 @@
                 <w:b w:val="0"/>
                 <w:sz w:val="18"/>
               </w:rPr>
-              <w:t>951段落146表36図</w:t>
+              <w:t>973段落148表36図</w:t>
             </w:r>
           </w:p>
         </w:tc>

--- a/output/第10期計画_アンケート分析_点検箇所と手順.docx
+++ b/output/第10期計画_アンケート分析_点検箇所と手順.docx
@@ -3974,7 +3974,7 @@
           <w:b w:val="0"/>
           <w:sz w:val="21"/>
         </w:rPr>
-        <w:t>計画素案は現在 973段落148表36図 です。</w:t>
+        <w:t>計画素案は現在 1000段落151表36図 です。</w:t>
       </w:r>
     </w:p>
     <w:p>
@@ -10368,7 +10368,7 @@
                 <w:b w:val="0"/>
                 <w:sz w:val="18"/>
               </w:rPr>
-              <w:t>973段落148表36図</w:t>
+              <w:t>1000段落151表36図</w:t>
             </w:r>
           </w:p>
         </w:tc>

--- a/output/第10期計画_アンケート分析_点検箇所と手順.docx
+++ b/output/第10期計画_アンケート分析_点検箇所と手順.docx
@@ -3974,7 +3974,7 @@
           <w:b w:val="0"/>
           <w:sz w:val="21"/>
         </w:rPr>
-        <w:t>計画素案は現在 1000段落151表36図 です。</w:t>
+        <w:t>計画素案は現在 1001段落151表36図 です。</w:t>
       </w:r>
     </w:p>
     <w:p>
@@ -5387,7 +5387,7 @@
                 <w:b w:val="0"/>
                 <w:sz w:val="18"/>
               </w:rPr>
-              <w:t>第5章第3節の一覧・各基本目標の達成目標・資料1の3か所に同じKPIが現れる。</w:t>
+              <w:t>第4章第3節の一覧・各基本目標の達成目標・資料1の3か所に同じKPIが現れる。</w:t>
             </w:r>
             <w:r>
               <w:rPr>
@@ -7430,7 +7430,7 @@
                 <w:b w:val="0"/>
                 <w:sz w:val="18"/>
               </w:rPr>
-              <w:t>第5章第3節では代理指標へ振り替えた定義（算定可）を掲げる一方、各基本目標の達成目標と資料1には当初の定義と「算定不可」が残っていた（H06・H07・H08・H12・H16）</w:t>
+              <w:t>第4章第3節では代理指標へ振り替えた定義（算定可）を掲げる一方、各基本目標の達成目標と資料1には当初の定義と「算定不可」が残っていた（H06・H07・H08・H12・H16）</w:t>
             </w:r>
           </w:p>
         </w:tc>
@@ -7468,7 +7468,7 @@
                 <w:b/>
                 <w:sz w:val="18"/>
               </w:rPr>
-              <w:t>代表KPIの定義を1つの辞書にまとめ、第5章第3節・各基本目標の達成目標・資料1のすべてがそこから引く形に改めた</w:t>
+              <w:t>代表KPIの定義を1つの辞書にまとめ、第4章第3節・各基本目標の達成目標・資料1のすべてがそこから引く形に改めた</w:t>
             </w:r>
           </w:p>
         </w:tc>
@@ -10368,7 +10368,7 @@
                 <w:b w:val="0"/>
                 <w:sz w:val="18"/>
               </w:rPr>
-              <w:t>1000段落151表36図</w:t>
+              <w:t>1001段落151表36図</w:t>
             </w:r>
           </w:p>
         </w:tc>

--- a/output/第10期計画_アンケート分析_点検箇所と手順.docx
+++ b/output/第10期計画_アンケート分析_点検箇所と手順.docx
@@ -3974,7 +3974,7 @@
           <w:b w:val="0"/>
           <w:sz w:val="21"/>
         </w:rPr>
-        <w:t>計画素案は現在 1001段落151表36図 です。</w:t>
+        <w:t>計画素案は現在 1024段落152表36図 です。</w:t>
       </w:r>
     </w:p>
     <w:p>
@@ -10368,7 +10368,7 @@
                 <w:b w:val="0"/>
                 <w:sz w:val="18"/>
               </w:rPr>
-              <w:t>1001段落151表36図</w:t>
+              <w:t>1024段落152表36図</w:t>
             </w:r>
           </w:p>
         </w:tc>

--- a/output/第10期計画_アンケート分析_点検箇所と手順.docx
+++ b/output/第10期計画_アンケート分析_点検箇所と手順.docx
@@ -3974,7 +3974,7 @@
           <w:b w:val="0"/>
           <w:sz w:val="21"/>
         </w:rPr>
-        <w:t>計画素案は現在 1024段落152表36図 です。</w:t>
+        <w:t>計画素案は現在 1027段落153表36図 です。</w:t>
       </w:r>
     </w:p>
     <w:p>
@@ -10368,7 +10368,7 @@
                 <w:b w:val="0"/>
                 <w:sz w:val="18"/>
               </w:rPr>
-              <w:t>1024段落152表36図</w:t>
+              <w:t>1027段落153表36図</w:t>
             </w:r>
           </w:p>
         </w:tc>

--- a/output/第10期計画_アンケート分析_点検箇所と手順.docx
+++ b/output/第10期計画_アンケート分析_点検箇所と手順.docx
@@ -3974,7 +3974,7 @@
           <w:b w:val="0"/>
           <w:sz w:val="21"/>
         </w:rPr>
-        <w:t>計画素案は現在 1027段落153表36図 です。</w:t>
+        <w:t>計画素案は現在 1030段落153表36図 です。</w:t>
       </w:r>
     </w:p>
     <w:p>
@@ -10368,7 +10368,7 @@
                 <w:b w:val="0"/>
                 <w:sz w:val="18"/>
               </w:rPr>
-              <w:t>1027段落153表36図</w:t>
+              <w:t>1030段落153表36図</w:t>
             </w:r>
           </w:p>
         </w:tc>

--- a/output/第10期計画_アンケート分析_点検箇所と手順.docx
+++ b/output/第10期計画_アンケート分析_点検箇所と手順.docx
@@ -3974,7 +3974,7 @@
           <w:b w:val="0"/>
           <w:sz w:val="21"/>
         </w:rPr>
-        <w:t>計画素案は現在 1030段落153表36図 です。</w:t>
+        <w:t>計画素案は現在 1038段落153表36図 です。</w:t>
       </w:r>
     </w:p>
     <w:p>
@@ -10368,7 +10368,7 @@
                 <w:b w:val="0"/>
                 <w:sz w:val="18"/>
               </w:rPr>
-              <w:t>1030段落153表36図</w:t>
+              <w:t>1038段落153表36図</w:t>
             </w:r>
           </w:p>
         </w:tc>

--- a/output/第10期計画_アンケート分析_点検箇所と手順.docx
+++ b/output/第10期計画_アンケート分析_点検箇所と手順.docx
@@ -3974,7 +3974,7 @@
           <w:b w:val="0"/>
           <w:sz w:val="21"/>
         </w:rPr>
-        <w:t>計画素案は現在 1038段落153表36図 です。</w:t>
+        <w:t>計画素案は現在 1060段落156表36図 です。</w:t>
       </w:r>
     </w:p>
     <w:p>
@@ -10368,7 +10368,7 @@
                 <w:b w:val="0"/>
                 <w:sz w:val="18"/>
               </w:rPr>
-              <w:t>1038段落153表36図</w:t>
+              <w:t>1060段落156表36図</w:t>
             </w:r>
           </w:p>
         </w:tc>

--- a/output/第10期計画_アンケート分析_点検箇所と手順.docx
+++ b/output/第10期計画_アンケート分析_点検箇所と手順.docx
@@ -3974,7 +3974,7 @@
           <w:b w:val="0"/>
           <w:sz w:val="21"/>
         </w:rPr>
-        <w:t>計画素案は現在 1060段落156表36図 です。</w:t>
+        <w:t>計画素案は現在 1059段落156表36図 です。</w:t>
       </w:r>
     </w:p>
     <w:p>
@@ -10368,7 +10368,7 @@
                 <w:b w:val="0"/>
                 <w:sz w:val="18"/>
               </w:rPr>
-              <w:t>1060段落156表36図</w:t>
+              <w:t>1059段落156表36図</w:t>
             </w:r>
           </w:p>
         </w:tc>

--- a/output/第10期計画_アンケート分析_点検箇所と手順.docx
+++ b/output/第10期計画_アンケート分析_点検箇所と手順.docx
@@ -3974,7 +3974,7 @@
           <w:b w:val="0"/>
           <w:sz w:val="21"/>
         </w:rPr>
-        <w:t>計画素案は現在 1059段落156表36図 です。</w:t>
+        <w:t>計画素案は現在 1062段落156表36図 です。</w:t>
       </w:r>
     </w:p>
     <w:p>
@@ -10368,7 +10368,7 @@
                 <w:b w:val="0"/>
                 <w:sz w:val="18"/>
               </w:rPr>
-              <w:t>1059段落156表36図</w:t>
+              <w:t>1062段落156表36図</w:t>
             </w:r>
           </w:p>
         </w:tc>

--- a/output/第10期計画_アンケート分析_点検箇所と手順.docx
+++ b/output/第10期計画_アンケート分析_点検箇所と手順.docx
@@ -3974,7 +3974,7 @@
           <w:b w:val="0"/>
           <w:sz w:val="21"/>
         </w:rPr>
-        <w:t>計画素案は現在 1062段落156表36図 です。</w:t>
+        <w:t>計画素案は現在 1074段落158表36図 です。</w:t>
       </w:r>
     </w:p>
     <w:p>
@@ -10368,7 +10368,7 @@
                 <w:b w:val="0"/>
                 <w:sz w:val="18"/>
               </w:rPr>
-              <w:t>1062段落156表36図</w:t>
+              <w:t>1074段落158表36図</w:t>
             </w:r>
           </w:p>
         </w:tc>
